--- a/flow/20230914_vu_template/drafts/2024-08-u/04-НД-6_ПП-отроків_Ефес-г5.docx
+++ b/flow/20230914_vu_template/drafts/2024-08-u/04-НД-6_ПП-отроків_Ефес-г5.docx
@@ -235,236 +235,922 @@
     </w:p>
     <w:p>
       <w:pPr>
-        <w:spacing w:after="120"/>
-        <w:jc w:val="both"/>
-        <w:rPr>
-          <w:rFonts w:ascii="Times New Roman" w:hAnsi="Times New Roman" w:cs="Times New Roman"/>
-          <w:sz w:val="24"/>
-          <w:szCs w:val="24"/>
-          <w:lang w:val="ru-MD"/>
-        </w:rPr>
-      </w:pPr>
-      <w:r>
-        <w:rPr>
-          <w:rFonts w:ascii="Times New Roman" w:hAnsi="Times New Roman" w:cs="Times New Roman"/>
-          <w:sz w:val="24"/>
-          <w:szCs w:val="24"/>
-          <w:lang w:val="ru-MD"/>
-        </w:rPr>
-        <w:t xml:space="preserve">Святий Боже, святий Кріпкий, святий Безсмертний, помилуй нас </w:t>
-      </w:r>
-      <w:r>
-        <w:rPr>
-          <w:rFonts w:ascii="Times New Roman" w:hAnsi="Times New Roman" w:cs="Times New Roman"/>
-          <w:i/>
-          <w:color w:val="FF0000"/>
-          <w:sz w:val="24"/>
-          <w:szCs w:val="24"/>
-          <w:lang w:val="ru-MD"/>
-        </w:rPr>
-        <w:t>(3</w:t>
-      </w:r>
-      <w:r>
-        <w:rPr>
-          <w:rFonts w:ascii="Times New Roman" w:hAnsi="Times New Roman" w:cs="Times New Roman"/>
-          <w:i/>
-          <w:color w:val="FF0000"/>
-          <w:sz w:val="24"/>
-          <w:szCs w:val="24"/>
-        </w:rPr>
-        <w:t> </w:t>
-      </w:r>
-      <w:r>
-        <w:rPr>
-          <w:rFonts w:ascii="Times New Roman" w:hAnsi="Times New Roman" w:cs="Times New Roman"/>
-          <w:i/>
-          <w:color w:val="FF0000"/>
-          <w:sz w:val="24"/>
-          <w:szCs w:val="24"/>
-          <w:lang w:val="ru-MD"/>
-        </w:rPr>
-        <w:t>р.)</w:t>
-      </w:r>
-      <w:r>
-        <w:rPr>
-          <w:rFonts w:ascii="Times New Roman" w:hAnsi="Times New Roman" w:cs="Times New Roman"/>
-          <w:i/>
-          <w:sz w:val="24"/>
-          <w:szCs w:val="24"/>
-          <w:lang w:val="ru-MD"/>
+        <w:pStyle w:val="a"/>
+        <w:spacing w:after="120"/>
+      </w:pPr>
+      <w:r>
+        <w:rPr>
+          <w:rFonts w:ascii="Times New Roman" w:hAnsi="Times New Roman"/>
+          <w:sz w:val="24"/>
+        </w:rPr>
+        <w:t>Святи́й</w:t>
+      </w:r>
+      <w:r>
+        <w:rPr>
+          <w:rFonts w:ascii="Times New Roman" w:hAnsi="Times New Roman"/>
+          <w:sz w:val="24"/>
+        </w:rPr>
+        <w:t xml:space="preserve"> </w:t>
+      </w:r>
+      <w:r>
+        <w:rPr>
+          <w:rFonts w:ascii="Times New Roman" w:hAnsi="Times New Roman"/>
+          <w:sz w:val="24"/>
+        </w:rPr>
+        <w:t>Бо́же</w:t>
+      </w:r>
+      <w:r>
+        <w:rPr>
+          <w:rFonts w:ascii="Times New Roman" w:hAnsi="Times New Roman"/>
+          <w:sz w:val="24"/>
+        </w:rPr>
+        <w:t xml:space="preserve">, </w:t>
+      </w:r>
+      <w:r>
+        <w:rPr>
+          <w:rFonts w:ascii="Times New Roman" w:hAnsi="Times New Roman"/>
+          <w:sz w:val="24"/>
+        </w:rPr>
+        <w:t>святи́й</w:t>
+      </w:r>
+      <w:r>
+        <w:rPr>
+          <w:rFonts w:ascii="Times New Roman" w:hAnsi="Times New Roman"/>
+          <w:sz w:val="24"/>
+        </w:rPr>
+        <w:t xml:space="preserve"> </w:t>
+      </w:r>
+      <w:r>
+        <w:rPr>
+          <w:rFonts w:ascii="Times New Roman" w:hAnsi="Times New Roman"/>
+          <w:sz w:val="24"/>
+        </w:rPr>
+        <w:t>Крі́пкий</w:t>
+      </w:r>
+      <w:r>
+        <w:rPr>
+          <w:rFonts w:ascii="Times New Roman" w:hAnsi="Times New Roman"/>
+          <w:sz w:val="24"/>
+        </w:rPr>
+        <w:t xml:space="preserve">, </w:t>
+      </w:r>
+      <w:r>
+        <w:rPr>
+          <w:rFonts w:ascii="Times New Roman" w:hAnsi="Times New Roman"/>
+          <w:sz w:val="24"/>
+        </w:rPr>
+        <w:t>святи́й</w:t>
+      </w:r>
+      <w:r>
+        <w:rPr>
+          <w:rFonts w:ascii="Times New Roman" w:hAnsi="Times New Roman"/>
+          <w:sz w:val="24"/>
+        </w:rPr>
+        <w:t xml:space="preserve"> </w:t>
+      </w:r>
+      <w:r>
+        <w:rPr>
+          <w:rFonts w:ascii="Times New Roman" w:hAnsi="Times New Roman"/>
+          <w:sz w:val="24"/>
+        </w:rPr>
+        <w:t>Безсме́ртний</w:t>
+      </w:r>
+      <w:r>
+        <w:rPr>
+          <w:rFonts w:ascii="Times New Roman" w:hAnsi="Times New Roman"/>
+          <w:sz w:val="24"/>
+        </w:rPr>
+        <w:t xml:space="preserve">, </w:t>
+      </w:r>
+      <w:r>
+        <w:rPr>
+          <w:rFonts w:ascii="Times New Roman" w:hAnsi="Times New Roman"/>
+          <w:sz w:val="24"/>
+        </w:rPr>
+        <w:t>поми́луй</w:t>
+      </w:r>
+      <w:r>
+        <w:rPr>
+          <w:rFonts w:ascii="Times New Roman" w:hAnsi="Times New Roman"/>
+          <w:sz w:val="24"/>
+        </w:rPr>
+        <w:t xml:space="preserve"> нас. </w:t>
+      </w:r>
+      <w:r>
+        <w:rPr>
+          <w:rFonts w:ascii="Times New Roman" w:hAnsi="Times New Roman"/>
+          <w:i/>
+          <w:color w:val="FF0000"/>
+          <w:sz w:val="24"/>
+        </w:rPr>
+        <w:t>(3 р.)</w:t>
+      </w:r>
+    </w:p>
+    <w:p>
+      <w:pPr>
+        <w:pStyle w:val="a"/>
+        <w:spacing w:after="120"/>
+      </w:pPr>
+      <w:r>
+        <w:rPr>
+          <w:rFonts w:ascii="Times New Roman" w:hAnsi="Times New Roman"/>
+          <w:sz w:val="24"/>
+        </w:rPr>
+        <w:t>Сла́ва</w:t>
+      </w:r>
+      <w:r>
+        <w:rPr>
+          <w:rFonts w:ascii="Times New Roman" w:hAnsi="Times New Roman"/>
+          <w:sz w:val="24"/>
+        </w:rPr>
+        <w:t xml:space="preserve"> Отцю́, і </w:t>
+      </w:r>
+      <w:r>
+        <w:rPr>
+          <w:rFonts w:ascii="Times New Roman" w:hAnsi="Times New Roman"/>
+          <w:sz w:val="24"/>
+        </w:rPr>
+        <w:t>Си́ну</w:t>
+      </w:r>
+      <w:r>
+        <w:rPr>
+          <w:rFonts w:ascii="Times New Roman" w:hAnsi="Times New Roman"/>
+          <w:sz w:val="24"/>
+        </w:rPr>
+        <w:t xml:space="preserve">, і </w:t>
+      </w:r>
+      <w:r>
+        <w:rPr>
+          <w:rFonts w:ascii="Times New Roman" w:hAnsi="Times New Roman"/>
+          <w:sz w:val="24"/>
+        </w:rPr>
+        <w:t>Свято́му</w:t>
+      </w:r>
+      <w:r>
+        <w:rPr>
+          <w:rFonts w:ascii="Times New Roman" w:hAnsi="Times New Roman"/>
+          <w:sz w:val="24"/>
+        </w:rPr>
+        <w:t xml:space="preserve"> </w:t>
+      </w:r>
+      <w:r>
+        <w:rPr>
+          <w:rFonts w:ascii="Times New Roman" w:hAnsi="Times New Roman"/>
+          <w:sz w:val="24"/>
+        </w:rPr>
+        <w:t>Ду́хові</w:t>
+      </w:r>
+      <w:r>
+        <w:rPr>
+          <w:rFonts w:ascii="Times New Roman" w:hAnsi="Times New Roman"/>
+          <w:sz w:val="24"/>
+        </w:rPr>
+        <w:t xml:space="preserve">,* і </w:t>
+      </w:r>
+      <w:r>
+        <w:rPr>
+          <w:rFonts w:ascii="Times New Roman" w:hAnsi="Times New Roman"/>
+          <w:sz w:val="24"/>
+        </w:rPr>
+        <w:t>ни́ні</w:t>
+      </w:r>
+      <w:r>
+        <w:rPr>
+          <w:rFonts w:ascii="Times New Roman" w:hAnsi="Times New Roman"/>
+          <w:sz w:val="24"/>
+        </w:rPr>
+        <w:t xml:space="preserve">, і </w:t>
+      </w:r>
+      <w:r>
+        <w:rPr>
+          <w:rFonts w:ascii="Times New Roman" w:hAnsi="Times New Roman"/>
+          <w:sz w:val="24"/>
+        </w:rPr>
+        <w:t>повсякча́с</w:t>
+      </w:r>
+      <w:r>
+        <w:rPr>
+          <w:rFonts w:ascii="Times New Roman" w:hAnsi="Times New Roman"/>
+          <w:sz w:val="24"/>
+        </w:rPr>
+        <w:t xml:space="preserve">, і на </w:t>
+      </w:r>
+      <w:r>
+        <w:rPr>
+          <w:rFonts w:ascii="Times New Roman" w:hAnsi="Times New Roman"/>
+          <w:sz w:val="24"/>
+        </w:rPr>
+        <w:t>ві́ки</w:t>
+      </w:r>
+      <w:r>
+        <w:rPr>
+          <w:rFonts w:ascii="Times New Roman" w:hAnsi="Times New Roman"/>
+          <w:sz w:val="24"/>
+        </w:rPr>
+        <w:t xml:space="preserve"> </w:t>
+      </w:r>
+      <w:r>
+        <w:rPr>
+          <w:rFonts w:ascii="Times New Roman" w:hAnsi="Times New Roman"/>
+          <w:sz w:val="24"/>
+        </w:rPr>
+        <w:t>вікі́в</w:t>
+      </w:r>
+      <w:r>
+        <w:rPr>
+          <w:rFonts w:ascii="Times New Roman" w:hAnsi="Times New Roman"/>
+          <w:sz w:val="24"/>
+        </w:rPr>
+        <w:t xml:space="preserve">. </w:t>
+      </w:r>
+      <w:r>
+        <w:rPr>
+          <w:rFonts w:ascii="Times New Roman" w:hAnsi="Times New Roman"/>
+          <w:sz w:val="24"/>
+        </w:rPr>
+        <w:t>Амі́нь</w:t>
+      </w:r>
+      <w:r>
+        <w:rPr>
+          <w:rFonts w:ascii="Times New Roman" w:hAnsi="Times New Roman"/>
+          <w:sz w:val="24"/>
         </w:rPr>
         <w:t>.</w:t>
       </w:r>
     </w:p>
     <w:p>
       <w:pPr>
-        <w:spacing w:after="120"/>
-        <w:jc w:val="both"/>
-        <w:rPr>
-          <w:rFonts w:ascii="Times New Roman" w:hAnsi="Times New Roman" w:cs="Times New Roman"/>
-          <w:sz w:val="24"/>
-          <w:szCs w:val="24"/>
-          <w:lang w:val="ru-MD"/>
-        </w:rPr>
-      </w:pPr>
-      <w:r>
-        <w:rPr>
-          <w:rFonts w:ascii="Times New Roman" w:hAnsi="Times New Roman" w:cs="Times New Roman"/>
-          <w:sz w:val="24"/>
-          <w:szCs w:val="24"/>
-          <w:lang w:val="ru-MD"/>
-        </w:rPr>
-        <w:t>Слава Отцю, і Сину, і Святому Духові,* і нині і повсякчас, і на віки віків. Амінь.</w:t>
-      </w:r>
-    </w:p>
-    <w:p>
-      <w:pPr>
-        <w:spacing w:after="120"/>
-        <w:jc w:val="both"/>
-        <w:rPr>
-          <w:rFonts w:ascii="Times New Roman" w:hAnsi="Times New Roman" w:cs="Times New Roman"/>
-          <w:sz w:val="24"/>
-          <w:szCs w:val="24"/>
-          <w:lang w:val="ru-MD"/>
-        </w:rPr>
-      </w:pPr>
-      <w:r>
-        <w:rPr>
-          <w:rFonts w:ascii="Times New Roman" w:hAnsi="Times New Roman" w:cs="Times New Roman"/>
-          <w:sz w:val="24"/>
-          <w:szCs w:val="24"/>
-          <w:lang w:val="ru-MD"/>
-        </w:rPr>
-        <w:t>Пресвята Тройце, помилуй нас;* Господи, очисти гріхи наші;* Владико, прости беззаконня наші;* Святий, завітай і зціли немочі наші імени твого ради.</w:t>
-      </w:r>
-    </w:p>
-    <w:p>
-      <w:pPr>
-        <w:spacing w:after="120"/>
-        <w:jc w:val="both"/>
-        <w:rPr>
-          <w:rFonts w:ascii="Times New Roman" w:hAnsi="Times New Roman" w:cs="Times New Roman"/>
-          <w:sz w:val="24"/>
-          <w:szCs w:val="24"/>
-          <w:lang w:val="ru-MD"/>
-        </w:rPr>
-      </w:pPr>
-      <w:r>
-        <w:rPr>
-          <w:rFonts w:ascii="Times New Roman" w:hAnsi="Times New Roman" w:cs="Times New Roman"/>
-          <w:sz w:val="24"/>
-          <w:szCs w:val="24"/>
-          <w:lang w:val="ru-MD"/>
-        </w:rPr>
-        <w:t xml:space="preserve">Господи, помилуй </w:t>
-      </w:r>
-      <w:r>
-        <w:rPr>
-          <w:rFonts w:ascii="Times New Roman" w:hAnsi="Times New Roman" w:cs="Times New Roman"/>
-          <w:i/>
-          <w:color w:val="FF0000"/>
-          <w:sz w:val="24"/>
-          <w:szCs w:val="24"/>
-          <w:lang w:val="ru-MD"/>
-        </w:rPr>
-        <w:t>(3</w:t>
-      </w:r>
-      <w:r>
-        <w:rPr>
-          <w:rFonts w:ascii="Times New Roman" w:hAnsi="Times New Roman" w:cs="Times New Roman"/>
-          <w:i/>
-          <w:color w:val="FF0000"/>
-          <w:sz w:val="24"/>
-          <w:szCs w:val="24"/>
-        </w:rPr>
-        <w:t> </w:t>
-      </w:r>
-      <w:r>
-        <w:rPr>
-          <w:rFonts w:ascii="Times New Roman" w:hAnsi="Times New Roman" w:cs="Times New Roman"/>
-          <w:i/>
-          <w:color w:val="FF0000"/>
-          <w:sz w:val="24"/>
-          <w:szCs w:val="24"/>
-          <w:lang w:val="ru-MD"/>
-        </w:rPr>
-        <w:t>р.)</w:t>
-      </w:r>
-      <w:r>
-        <w:rPr>
-          <w:rFonts w:ascii="Times New Roman" w:hAnsi="Times New Roman" w:cs="Times New Roman"/>
-          <w:i/>
-          <w:sz w:val="24"/>
-          <w:szCs w:val="24"/>
-          <w:lang w:val="ru-MD"/>
+        <w:pStyle w:val="a"/>
+        <w:spacing w:after="120"/>
+      </w:pPr>
+      <w:r>
+        <w:rPr>
+          <w:rFonts w:ascii="Times New Roman" w:hAnsi="Times New Roman"/>
+          <w:sz w:val="24"/>
+        </w:rPr>
+        <w:t xml:space="preserve">Пресвята́ </w:t>
+      </w:r>
+      <w:r>
+        <w:rPr>
+          <w:rFonts w:ascii="Times New Roman" w:hAnsi="Times New Roman"/>
+          <w:sz w:val="24"/>
+        </w:rPr>
+        <w:t>Тро́йце</w:t>
+      </w:r>
+      <w:r>
+        <w:rPr>
+          <w:rFonts w:ascii="Times New Roman" w:hAnsi="Times New Roman"/>
+          <w:sz w:val="24"/>
+        </w:rPr>
+        <w:t xml:space="preserve">, </w:t>
+      </w:r>
+      <w:r>
+        <w:rPr>
+          <w:rFonts w:ascii="Times New Roman" w:hAnsi="Times New Roman"/>
+          <w:sz w:val="24"/>
+        </w:rPr>
+        <w:t>поми́луй</w:t>
+      </w:r>
+      <w:r>
+        <w:rPr>
+          <w:rFonts w:ascii="Times New Roman" w:hAnsi="Times New Roman"/>
+          <w:sz w:val="24"/>
+        </w:rPr>
+        <w:t xml:space="preserve"> нас; </w:t>
+      </w:r>
+      <w:r>
+        <w:rPr>
+          <w:rFonts w:ascii="Times New Roman" w:hAnsi="Times New Roman"/>
+          <w:sz w:val="24"/>
+        </w:rPr>
+        <w:t>Го́споди</w:t>
+      </w:r>
+      <w:r>
+        <w:rPr>
+          <w:rFonts w:ascii="Times New Roman" w:hAnsi="Times New Roman"/>
+          <w:sz w:val="24"/>
+        </w:rPr>
+        <w:t xml:space="preserve">, </w:t>
+      </w:r>
+      <w:r>
+        <w:rPr>
+          <w:rFonts w:ascii="Times New Roman" w:hAnsi="Times New Roman"/>
+          <w:sz w:val="24"/>
+        </w:rPr>
+        <w:t>очи́сти</w:t>
+      </w:r>
+      <w:r>
+        <w:rPr>
+          <w:rFonts w:ascii="Times New Roman" w:hAnsi="Times New Roman"/>
+          <w:sz w:val="24"/>
+        </w:rPr>
+        <w:t xml:space="preserve"> гріхи́ </w:t>
+      </w:r>
+      <w:r>
+        <w:rPr>
+          <w:rFonts w:ascii="Times New Roman" w:hAnsi="Times New Roman"/>
+          <w:sz w:val="24"/>
+        </w:rPr>
+        <w:t>на́ші</w:t>
+      </w:r>
+      <w:r>
+        <w:rPr>
+          <w:rFonts w:ascii="Times New Roman" w:hAnsi="Times New Roman"/>
+          <w:sz w:val="24"/>
+        </w:rPr>
+        <w:t xml:space="preserve">; </w:t>
+      </w:r>
+      <w:r>
+        <w:rPr>
+          <w:rFonts w:ascii="Times New Roman" w:hAnsi="Times New Roman"/>
+          <w:sz w:val="24"/>
+        </w:rPr>
+        <w:t>Влади́ко</w:t>
+      </w:r>
+      <w:r>
+        <w:rPr>
+          <w:rFonts w:ascii="Times New Roman" w:hAnsi="Times New Roman"/>
+          <w:sz w:val="24"/>
+        </w:rPr>
+        <w:t xml:space="preserve">, прости́ </w:t>
+      </w:r>
+      <w:r>
+        <w:rPr>
+          <w:rFonts w:ascii="Times New Roman" w:hAnsi="Times New Roman"/>
+          <w:sz w:val="24"/>
+        </w:rPr>
+        <w:t>беззако́ння</w:t>
+      </w:r>
+      <w:r>
+        <w:rPr>
+          <w:rFonts w:ascii="Times New Roman" w:hAnsi="Times New Roman"/>
+          <w:sz w:val="24"/>
+        </w:rPr>
+        <w:t xml:space="preserve"> </w:t>
+      </w:r>
+      <w:r>
+        <w:rPr>
+          <w:rFonts w:ascii="Times New Roman" w:hAnsi="Times New Roman"/>
+          <w:sz w:val="24"/>
+        </w:rPr>
+        <w:t>на́ші</w:t>
+      </w:r>
+      <w:r>
+        <w:rPr>
+          <w:rFonts w:ascii="Times New Roman" w:hAnsi="Times New Roman"/>
+          <w:sz w:val="24"/>
+        </w:rPr>
+        <w:t xml:space="preserve">; </w:t>
+      </w:r>
+      <w:r>
+        <w:rPr>
+          <w:rFonts w:ascii="Times New Roman" w:hAnsi="Times New Roman"/>
+          <w:sz w:val="24"/>
+        </w:rPr>
+        <w:t>Святи́й</w:t>
+      </w:r>
+      <w:r>
+        <w:rPr>
+          <w:rFonts w:ascii="Times New Roman" w:hAnsi="Times New Roman"/>
+          <w:sz w:val="24"/>
+        </w:rPr>
+        <w:t xml:space="preserve">, </w:t>
+      </w:r>
+      <w:r>
+        <w:rPr>
+          <w:rFonts w:ascii="Times New Roman" w:hAnsi="Times New Roman"/>
+          <w:sz w:val="24"/>
+        </w:rPr>
+        <w:t>завіта́й</w:t>
+      </w:r>
+      <w:r>
+        <w:rPr>
+          <w:rFonts w:ascii="Times New Roman" w:hAnsi="Times New Roman"/>
+          <w:sz w:val="24"/>
+        </w:rPr>
+        <w:t xml:space="preserve"> і зціли́ </w:t>
+      </w:r>
+      <w:r>
+        <w:rPr>
+          <w:rFonts w:ascii="Times New Roman" w:hAnsi="Times New Roman"/>
+          <w:sz w:val="24"/>
+        </w:rPr>
+        <w:t>не́мочі</w:t>
+      </w:r>
+      <w:r>
+        <w:rPr>
+          <w:rFonts w:ascii="Times New Roman" w:hAnsi="Times New Roman"/>
+          <w:sz w:val="24"/>
+        </w:rPr>
+        <w:t xml:space="preserve"> </w:t>
+      </w:r>
+      <w:r>
+        <w:rPr>
+          <w:rFonts w:ascii="Times New Roman" w:hAnsi="Times New Roman"/>
+          <w:sz w:val="24"/>
+        </w:rPr>
+        <w:t>на́ші</w:t>
+      </w:r>
+      <w:r>
+        <w:rPr>
+          <w:rFonts w:ascii="Times New Roman" w:hAnsi="Times New Roman"/>
+          <w:sz w:val="24"/>
+        </w:rPr>
+        <w:t xml:space="preserve">, </w:t>
+      </w:r>
+      <w:r>
+        <w:rPr>
+          <w:rFonts w:ascii="Times New Roman" w:hAnsi="Times New Roman"/>
+          <w:sz w:val="24"/>
+        </w:rPr>
+        <w:t>І́мени</w:t>
+      </w:r>
+      <w:r>
+        <w:rPr>
+          <w:rFonts w:ascii="Times New Roman" w:hAnsi="Times New Roman"/>
+          <w:sz w:val="24"/>
+        </w:rPr>
+        <w:t xml:space="preserve"> Твого́ </w:t>
+      </w:r>
+      <w:r>
+        <w:rPr>
+          <w:rFonts w:ascii="Times New Roman" w:hAnsi="Times New Roman"/>
+          <w:sz w:val="24"/>
+        </w:rPr>
+        <w:t>ра́ди</w:t>
+      </w:r>
+      <w:r>
+        <w:rPr>
+          <w:rFonts w:ascii="Times New Roman" w:hAnsi="Times New Roman"/>
+          <w:sz w:val="24"/>
         </w:rPr>
         <w:t>.</w:t>
       </w:r>
     </w:p>
     <w:p>
       <w:pPr>
-        <w:spacing w:after="120"/>
-        <w:jc w:val="both"/>
-        <w:rPr>
-          <w:rFonts w:ascii="Times New Roman" w:hAnsi="Times New Roman" w:cs="Times New Roman"/>
-          <w:sz w:val="24"/>
-          <w:szCs w:val="24"/>
-          <w:lang w:val="ru-MD"/>
-        </w:rPr>
-      </w:pPr>
-      <w:r>
-        <w:rPr>
-          <w:rFonts w:ascii="Times New Roman" w:hAnsi="Times New Roman" w:cs="Times New Roman"/>
-          <w:sz w:val="24"/>
-          <w:szCs w:val="24"/>
-          <w:lang w:val="ru-MD"/>
-        </w:rPr>
-        <w:t xml:space="preserve">Слава Отцю, і Сину, і Святому Духові.* </w:t>
-      </w:r>
-      <w:r>
-        <w:rPr>
-          <w:rFonts w:ascii="Times New Roman" w:hAnsi="Times New Roman" w:cs="Times New Roman"/>
-          <w:sz w:val="24"/>
-          <w:szCs w:val="24"/>
-        </w:rPr>
-        <w:t xml:space="preserve">І нині і повсякчас, і на віки віків. </w:t>
-      </w:r>
-      <w:r>
-        <w:rPr>
-          <w:rFonts w:ascii="Times New Roman" w:hAnsi="Times New Roman" w:cs="Times New Roman"/>
-          <w:sz w:val="24"/>
-          <w:szCs w:val="24"/>
-          <w:lang w:val="ru-MD"/>
-        </w:rPr>
-        <w:t>Амінь.</w:t>
-      </w:r>
-    </w:p>
-    <w:p>
-      <w:pPr>
-        <w:spacing w:after="120"/>
-        <w:jc w:val="both"/>
-        <w:rPr>
-          <w:rFonts w:ascii="Times New Roman" w:hAnsi="Times New Roman" w:cs="Times New Roman"/>
-          <w:sz w:val="24"/>
-          <w:szCs w:val="24"/>
-        </w:rPr>
-      </w:pPr>
-      <w:r>
-        <w:rPr>
-          <w:rFonts w:ascii="Times New Roman" w:hAnsi="Times New Roman" w:cs="Times New Roman"/>
-          <w:sz w:val="24"/>
-          <w:szCs w:val="24"/>
-          <w:lang w:val="ru-MD"/>
-        </w:rPr>
-        <w:t xml:space="preserve">Отче наш, що єси на небесах,* нехай святиться ім’я твоє,* нехай прийде царство твоє,* нехай буде воля твоя, як на небі, так і на землі.* </w:t>
-      </w:r>
-      <w:r>
-        <w:rPr>
-          <w:rFonts w:ascii="Times New Roman" w:hAnsi="Times New Roman" w:cs="Times New Roman"/>
-          <w:sz w:val="24"/>
-          <w:szCs w:val="24"/>
-        </w:rPr>
-        <w:t>Хліб наш насущний дай нам сьогодні,* і прости нам провини наші,* як і ми прощаємо винуватцям нашим,* і не введи нас у спокусу,* але визволи нас від лукавого.</w:t>
+        <w:pStyle w:val="a"/>
+        <w:spacing w:after="120"/>
+      </w:pPr>
+      <w:r>
+        <w:rPr>
+          <w:rFonts w:ascii="Times New Roman" w:hAnsi="Times New Roman"/>
+          <w:sz w:val="24"/>
+        </w:rPr>
+        <w:t>Го́споди</w:t>
+      </w:r>
+      <w:r>
+        <w:rPr>
+          <w:rFonts w:ascii="Times New Roman" w:hAnsi="Times New Roman"/>
+          <w:sz w:val="24"/>
+        </w:rPr>
+        <w:t xml:space="preserve">, </w:t>
+      </w:r>
+      <w:r>
+        <w:rPr>
+          <w:rFonts w:ascii="Times New Roman" w:hAnsi="Times New Roman"/>
+          <w:sz w:val="24"/>
+        </w:rPr>
+        <w:t>поми́луй</w:t>
+      </w:r>
+      <w:r>
+        <w:rPr>
+          <w:rFonts w:ascii="Times New Roman" w:hAnsi="Times New Roman"/>
+          <w:sz w:val="24"/>
+        </w:rPr>
+        <w:t>. (3)</w:t>
+      </w:r>
+    </w:p>
+    <w:p>
+      <w:pPr>
+        <w:pStyle w:val="a"/>
+        <w:spacing w:after="120"/>
+      </w:pPr>
+      <w:r>
+        <w:rPr>
+          <w:rFonts w:ascii="Times New Roman" w:hAnsi="Times New Roman"/>
+          <w:sz w:val="24"/>
+        </w:rPr>
+        <w:t>Сла́ва</w:t>
+      </w:r>
+      <w:r>
+        <w:rPr>
+          <w:rFonts w:ascii="Times New Roman" w:hAnsi="Times New Roman"/>
+          <w:sz w:val="24"/>
+        </w:rPr>
+        <w:t xml:space="preserve"> Отцю́, і </w:t>
+      </w:r>
+      <w:r>
+        <w:rPr>
+          <w:rFonts w:ascii="Times New Roman" w:hAnsi="Times New Roman"/>
+          <w:sz w:val="24"/>
+        </w:rPr>
+        <w:t>Си́ну</w:t>
+      </w:r>
+      <w:r>
+        <w:rPr>
+          <w:rFonts w:ascii="Times New Roman" w:hAnsi="Times New Roman"/>
+          <w:sz w:val="24"/>
+        </w:rPr>
+        <w:t xml:space="preserve">, і </w:t>
+      </w:r>
+      <w:r>
+        <w:rPr>
+          <w:rFonts w:ascii="Times New Roman" w:hAnsi="Times New Roman"/>
+          <w:sz w:val="24"/>
+        </w:rPr>
+        <w:t>Свято́му</w:t>
+      </w:r>
+      <w:r>
+        <w:rPr>
+          <w:rFonts w:ascii="Times New Roman" w:hAnsi="Times New Roman"/>
+          <w:sz w:val="24"/>
+        </w:rPr>
+        <w:t xml:space="preserve"> </w:t>
+      </w:r>
+      <w:r>
+        <w:rPr>
+          <w:rFonts w:ascii="Times New Roman" w:hAnsi="Times New Roman"/>
+          <w:sz w:val="24"/>
+        </w:rPr>
+        <w:t>Ду́хові</w:t>
+      </w:r>
+      <w:r>
+        <w:rPr>
+          <w:rFonts w:ascii="Times New Roman" w:hAnsi="Times New Roman"/>
+          <w:sz w:val="24"/>
+        </w:rPr>
+        <w:t xml:space="preserve">,* і </w:t>
+      </w:r>
+      <w:r>
+        <w:rPr>
+          <w:rFonts w:ascii="Times New Roman" w:hAnsi="Times New Roman"/>
+          <w:sz w:val="24"/>
+        </w:rPr>
+        <w:t>ни́ні</w:t>
+      </w:r>
+      <w:r>
+        <w:rPr>
+          <w:rFonts w:ascii="Times New Roman" w:hAnsi="Times New Roman"/>
+          <w:sz w:val="24"/>
+        </w:rPr>
+        <w:t xml:space="preserve">, і </w:t>
+      </w:r>
+      <w:r>
+        <w:rPr>
+          <w:rFonts w:ascii="Times New Roman" w:hAnsi="Times New Roman"/>
+          <w:sz w:val="24"/>
+        </w:rPr>
+        <w:t>повсякча́с</w:t>
+      </w:r>
+      <w:r>
+        <w:rPr>
+          <w:rFonts w:ascii="Times New Roman" w:hAnsi="Times New Roman"/>
+          <w:sz w:val="24"/>
+        </w:rPr>
+        <w:t xml:space="preserve">, і на </w:t>
+      </w:r>
+      <w:r>
+        <w:rPr>
+          <w:rFonts w:ascii="Times New Roman" w:hAnsi="Times New Roman"/>
+          <w:sz w:val="24"/>
+        </w:rPr>
+        <w:t>ві́ки</w:t>
+      </w:r>
+      <w:r>
+        <w:rPr>
+          <w:rFonts w:ascii="Times New Roman" w:hAnsi="Times New Roman"/>
+          <w:sz w:val="24"/>
+        </w:rPr>
+        <w:t xml:space="preserve"> </w:t>
+      </w:r>
+      <w:r>
+        <w:rPr>
+          <w:rFonts w:ascii="Times New Roman" w:hAnsi="Times New Roman"/>
+          <w:sz w:val="24"/>
+        </w:rPr>
+        <w:t>вікі́в</w:t>
+      </w:r>
+      <w:r>
+        <w:rPr>
+          <w:rFonts w:ascii="Times New Roman" w:hAnsi="Times New Roman"/>
+          <w:sz w:val="24"/>
+        </w:rPr>
+        <w:t xml:space="preserve">. </w:t>
+      </w:r>
+      <w:r>
+        <w:rPr>
+          <w:rFonts w:ascii="Times New Roman" w:hAnsi="Times New Roman"/>
+          <w:sz w:val="24"/>
+        </w:rPr>
+        <w:t>Амі́нь</w:t>
+      </w:r>
+      <w:r>
+        <w:rPr>
+          <w:rFonts w:ascii="Times New Roman" w:hAnsi="Times New Roman"/>
+          <w:sz w:val="24"/>
+        </w:rPr>
+        <w:t>.</w:t>
+      </w:r>
+    </w:p>
+    <w:p>
+      <w:pPr>
+        <w:pStyle w:val="a"/>
+        <w:spacing w:after="120"/>
+      </w:pPr>
+      <w:r>
+        <w:rPr>
+          <w:rFonts w:ascii="Times New Roman" w:hAnsi="Times New Roman"/>
+          <w:sz w:val="24"/>
+        </w:rPr>
+        <w:t>О́тче</w:t>
+      </w:r>
+      <w:r>
+        <w:rPr>
+          <w:rFonts w:ascii="Times New Roman" w:hAnsi="Times New Roman"/>
+          <w:sz w:val="24"/>
+        </w:rPr>
+        <w:t xml:space="preserve"> наш, що єси́ на </w:t>
+      </w:r>
+      <w:r>
+        <w:rPr>
+          <w:rFonts w:ascii="Times New Roman" w:hAnsi="Times New Roman"/>
+          <w:sz w:val="24"/>
+        </w:rPr>
+        <w:t>небеса́х</w:t>
+      </w:r>
+      <w:r>
+        <w:rPr>
+          <w:rFonts w:ascii="Times New Roman" w:hAnsi="Times New Roman"/>
+          <w:sz w:val="24"/>
+        </w:rPr>
+        <w:t xml:space="preserve">,* </w:t>
+      </w:r>
+      <w:r>
+        <w:rPr>
+          <w:rFonts w:ascii="Times New Roman" w:hAnsi="Times New Roman"/>
+          <w:sz w:val="24"/>
+        </w:rPr>
+        <w:t>неха́й</w:t>
+      </w:r>
+      <w:r>
+        <w:rPr>
+          <w:rFonts w:ascii="Times New Roman" w:hAnsi="Times New Roman"/>
+          <w:sz w:val="24"/>
+        </w:rPr>
+        <w:t xml:space="preserve"> </w:t>
+      </w:r>
+      <w:r>
+        <w:rPr>
+          <w:rFonts w:ascii="Times New Roman" w:hAnsi="Times New Roman"/>
+          <w:sz w:val="24"/>
+        </w:rPr>
+        <w:t>святи́ться</w:t>
+      </w:r>
+      <w:r>
+        <w:rPr>
+          <w:rFonts w:ascii="Times New Roman" w:hAnsi="Times New Roman"/>
+          <w:sz w:val="24"/>
+        </w:rPr>
+        <w:t xml:space="preserve"> ім’я́ Твоє́,* </w:t>
+      </w:r>
+      <w:r>
+        <w:rPr>
+          <w:rFonts w:ascii="Times New Roman" w:hAnsi="Times New Roman"/>
+          <w:sz w:val="24"/>
+        </w:rPr>
+        <w:t>неха́й</w:t>
+      </w:r>
+      <w:r>
+        <w:rPr>
+          <w:rFonts w:ascii="Times New Roman" w:hAnsi="Times New Roman"/>
+          <w:sz w:val="24"/>
+        </w:rPr>
+        <w:t xml:space="preserve"> </w:t>
+      </w:r>
+      <w:r>
+        <w:rPr>
+          <w:rFonts w:ascii="Times New Roman" w:hAnsi="Times New Roman"/>
+          <w:sz w:val="24"/>
+        </w:rPr>
+        <w:t>при́йде</w:t>
+      </w:r>
+      <w:r>
+        <w:rPr>
+          <w:rFonts w:ascii="Times New Roman" w:hAnsi="Times New Roman"/>
+          <w:sz w:val="24"/>
+        </w:rPr>
+        <w:t xml:space="preserve"> </w:t>
+      </w:r>
+      <w:r>
+        <w:rPr>
+          <w:rFonts w:ascii="Times New Roman" w:hAnsi="Times New Roman"/>
+          <w:sz w:val="24"/>
+        </w:rPr>
+        <w:t>ца́рство</w:t>
+      </w:r>
+      <w:r>
+        <w:rPr>
+          <w:rFonts w:ascii="Times New Roman" w:hAnsi="Times New Roman"/>
+          <w:sz w:val="24"/>
+        </w:rPr>
+        <w:t xml:space="preserve"> Твоє́,* </w:t>
+      </w:r>
+      <w:r>
+        <w:rPr>
+          <w:rFonts w:ascii="Times New Roman" w:hAnsi="Times New Roman"/>
+          <w:sz w:val="24"/>
+        </w:rPr>
+        <w:t>неха́й</w:t>
+      </w:r>
+      <w:r>
+        <w:rPr>
+          <w:rFonts w:ascii="Times New Roman" w:hAnsi="Times New Roman"/>
+          <w:sz w:val="24"/>
+        </w:rPr>
+        <w:t xml:space="preserve"> </w:t>
+      </w:r>
+      <w:r>
+        <w:rPr>
+          <w:rFonts w:ascii="Times New Roman" w:hAnsi="Times New Roman"/>
+          <w:sz w:val="24"/>
+        </w:rPr>
+        <w:t>бу́де</w:t>
+      </w:r>
+      <w:r>
+        <w:rPr>
+          <w:rFonts w:ascii="Times New Roman" w:hAnsi="Times New Roman"/>
+          <w:sz w:val="24"/>
+        </w:rPr>
+        <w:t xml:space="preserve"> </w:t>
+      </w:r>
+      <w:r>
+        <w:rPr>
+          <w:rFonts w:ascii="Times New Roman" w:hAnsi="Times New Roman"/>
+          <w:sz w:val="24"/>
+        </w:rPr>
+        <w:t>во́ля</w:t>
+      </w:r>
+      <w:r>
+        <w:rPr>
+          <w:rFonts w:ascii="Times New Roman" w:hAnsi="Times New Roman"/>
+          <w:sz w:val="24"/>
+        </w:rPr>
+        <w:t xml:space="preserve"> Твоя́, як на </w:t>
+      </w:r>
+      <w:r>
+        <w:rPr>
+          <w:rFonts w:ascii="Times New Roman" w:hAnsi="Times New Roman"/>
+          <w:sz w:val="24"/>
+        </w:rPr>
+        <w:t>не́бі</w:t>
+      </w:r>
+      <w:r>
+        <w:rPr>
+          <w:rFonts w:ascii="Times New Roman" w:hAnsi="Times New Roman"/>
+          <w:sz w:val="24"/>
+        </w:rPr>
+        <w:t xml:space="preserve">, так і на землі́.* Хліб наш </w:t>
+      </w:r>
+      <w:r>
+        <w:rPr>
+          <w:rFonts w:ascii="Times New Roman" w:hAnsi="Times New Roman"/>
+          <w:sz w:val="24"/>
+        </w:rPr>
+        <w:t>насу́щний</w:t>
+      </w:r>
+      <w:r>
+        <w:rPr>
+          <w:rFonts w:ascii="Times New Roman" w:hAnsi="Times New Roman"/>
+          <w:sz w:val="24"/>
+        </w:rPr>
+        <w:t xml:space="preserve"> дай нам </w:t>
+      </w:r>
+      <w:r>
+        <w:rPr>
+          <w:rFonts w:ascii="Times New Roman" w:hAnsi="Times New Roman"/>
+          <w:sz w:val="24"/>
+        </w:rPr>
+        <w:t>сього́дні</w:t>
+      </w:r>
+      <w:r>
+        <w:rPr>
+          <w:rFonts w:ascii="Times New Roman" w:hAnsi="Times New Roman"/>
+          <w:sz w:val="24"/>
+        </w:rPr>
+        <w:t xml:space="preserve">;* і прости́ нам </w:t>
+      </w:r>
+      <w:r>
+        <w:rPr>
+          <w:rFonts w:ascii="Times New Roman" w:hAnsi="Times New Roman"/>
+          <w:sz w:val="24"/>
+        </w:rPr>
+        <w:t>прови́ни</w:t>
+      </w:r>
+      <w:r>
+        <w:rPr>
+          <w:rFonts w:ascii="Times New Roman" w:hAnsi="Times New Roman"/>
+          <w:sz w:val="24"/>
+        </w:rPr>
+        <w:t xml:space="preserve"> </w:t>
+      </w:r>
+      <w:r>
+        <w:rPr>
+          <w:rFonts w:ascii="Times New Roman" w:hAnsi="Times New Roman"/>
+          <w:sz w:val="24"/>
+        </w:rPr>
+        <w:t>на́ші</w:t>
+      </w:r>
+      <w:r>
+        <w:rPr>
+          <w:rFonts w:ascii="Times New Roman" w:hAnsi="Times New Roman"/>
+          <w:sz w:val="24"/>
+        </w:rPr>
+        <w:t xml:space="preserve">,* як і ми </w:t>
+      </w:r>
+      <w:r>
+        <w:rPr>
+          <w:rFonts w:ascii="Times New Roman" w:hAnsi="Times New Roman"/>
+          <w:sz w:val="24"/>
+        </w:rPr>
+        <w:t>проща́ємо</w:t>
+      </w:r>
+      <w:r>
+        <w:rPr>
+          <w:rFonts w:ascii="Times New Roman" w:hAnsi="Times New Roman"/>
+          <w:sz w:val="24"/>
+        </w:rPr>
+        <w:t xml:space="preserve"> </w:t>
+      </w:r>
+      <w:r>
+        <w:rPr>
+          <w:rFonts w:ascii="Times New Roman" w:hAnsi="Times New Roman"/>
+          <w:sz w:val="24"/>
+        </w:rPr>
+        <w:t>винува́тцям</w:t>
+      </w:r>
+      <w:r>
+        <w:rPr>
+          <w:rFonts w:ascii="Times New Roman" w:hAnsi="Times New Roman"/>
+          <w:sz w:val="24"/>
+        </w:rPr>
+        <w:t xml:space="preserve"> </w:t>
+      </w:r>
+      <w:r>
+        <w:rPr>
+          <w:rFonts w:ascii="Times New Roman" w:hAnsi="Times New Roman"/>
+          <w:sz w:val="24"/>
+        </w:rPr>
+        <w:t>на́шим</w:t>
+      </w:r>
+      <w:r>
+        <w:rPr>
+          <w:rFonts w:ascii="Times New Roman" w:hAnsi="Times New Roman"/>
+          <w:sz w:val="24"/>
+        </w:rPr>
+        <w:t xml:space="preserve">;* і не введи́ нас у </w:t>
+      </w:r>
+      <w:r>
+        <w:rPr>
+          <w:rFonts w:ascii="Times New Roman" w:hAnsi="Times New Roman"/>
+          <w:sz w:val="24"/>
+        </w:rPr>
+        <w:t>споку́су</w:t>
+      </w:r>
+      <w:r>
+        <w:rPr>
+          <w:rFonts w:ascii="Times New Roman" w:hAnsi="Times New Roman"/>
+          <w:sz w:val="24"/>
+        </w:rPr>
+        <w:t xml:space="preserve">,* але́ </w:t>
+      </w:r>
+      <w:r>
+        <w:rPr>
+          <w:rFonts w:ascii="Times New Roman" w:hAnsi="Times New Roman"/>
+          <w:sz w:val="24"/>
+        </w:rPr>
+        <w:t>ви́зволи</w:t>
+      </w:r>
+      <w:r>
+        <w:rPr>
+          <w:rFonts w:ascii="Times New Roman" w:hAnsi="Times New Roman"/>
+          <w:sz w:val="24"/>
+        </w:rPr>
+        <w:t xml:space="preserve"> нас від </w:t>
+      </w:r>
+      <w:r>
+        <w:rPr>
+          <w:rFonts w:ascii="Times New Roman" w:hAnsi="Times New Roman"/>
+          <w:sz w:val="24"/>
+        </w:rPr>
+        <w:t>лука́вого</w:t>
+      </w:r>
+      <w:r>
+        <w:rPr>
+          <w:rFonts w:ascii="Times New Roman" w:hAnsi="Times New Roman"/>
+          <w:sz w:val="24"/>
+        </w:rPr>
+        <w:t>.</w:t>
       </w:r>
     </w:p>
     <w:p>
@@ -556,7 +1242,7 @@
           <w:sz w:val="24"/>
           <w:szCs w:val="24"/>
         </w:rPr>
-        <w:t> </w:t>
+        <w:t xml:space="preserve"> </w:t>
       </w:r>
       <w:r>
         <w:rPr>
@@ -1422,7 +2108,7 @@
           <w:sz w:val="24"/>
           <w:szCs w:val="24"/>
         </w:rPr>
-        <w:t> </w:t>
+        <w:t xml:space="preserve"> </w:t>
       </w:r>
       <w:r>
         <w:rPr>
@@ -1462,7 +2148,7 @@
           <w:sz w:val="24"/>
           <w:szCs w:val="24"/>
         </w:rPr>
-        <w:t> </w:t>
+        <w:t xml:space="preserve"> </w:t>
       </w:r>
       <w:r>
         <w:rPr>
@@ -1501,7 +2187,7 @@
           <w:sz w:val="24"/>
           <w:szCs w:val="24"/>
         </w:rPr>
-        <w:t> </w:t>
+        <w:t xml:space="preserve"> </w:t>
       </w:r>
       <w:r>
         <w:rPr>
@@ -1541,7 +2227,7 @@
           <w:sz w:val="24"/>
           <w:szCs w:val="24"/>
         </w:rPr>
-        <w:t> </w:t>
+        <w:t xml:space="preserve"> </w:t>
       </w:r>
       <w:r>
         <w:rPr>
@@ -1580,7 +2266,7 @@
           <w:sz w:val="24"/>
           <w:szCs w:val="24"/>
         </w:rPr>
-        <w:t> </w:t>
+        <w:t xml:space="preserve"> </w:t>
       </w:r>
       <w:r>
         <w:rPr>
@@ -1618,7 +2304,7 @@
           <w:sz w:val="24"/>
           <w:szCs w:val="24"/>
         </w:rPr>
-        <w:t> </w:t>
+        <w:t xml:space="preserve"> </w:t>
       </w:r>
       <w:r>
         <w:rPr>
@@ -1664,7 +2350,7 @@
           <w:sz w:val="24"/>
           <w:szCs w:val="24"/>
         </w:rPr>
-        <w:t xml:space="preserve"> Боже великий і дивний, що несказанною добрістю і багатим промислом усім управляєш, і дав нам земні добра й запевнив нам обіцяне царство уділеними ласками впродовж цього дня, остерігши нас від усякого лиха! </w:t>
+        <w:t xml:space="preserve"> Боже великий і дивний, що несказанною добрістю і багатим промислом усім управляєш, і дав нам земні добра й запевнив нам обіцяне царство уділеними ласками впродовж цього дня, остерігши нас від усякого лиха! </w:t>
       </w:r>
       <w:r>
         <w:rPr>
@@ -1703,7 +2389,7 @@
           <w:sz w:val="24"/>
           <w:szCs w:val="24"/>
         </w:rPr>
-        <w:t> </w:t>
+        <w:t xml:space="preserve"> </w:t>
       </w:r>
       <w:r>
         <w:rPr>
@@ -2969,7 +3655,7 @@
           <w:color w:val="FF0000"/>
           <w:sz w:val="24"/>
         </w:rPr>
-        <w:t> </w:t>
+        <w:t xml:space="preserve"> </w:t>
       </w:r>
       <w:r>
         <w:rPr>
@@ -4964,7 +5650,7 @@
           <w:szCs w:val="24"/>
           <w:lang w:val="ru-RU"/>
         </w:rPr>
-        <w:t> </w:t>
+        <w:t xml:space="preserve"> </w:t>
       </w:r>
       <w:r>
         <w:rPr>
@@ -5246,7 +5932,7 @@
           <w:sz w:val="24"/>
           <w:szCs w:val="24"/>
         </w:rPr>
-        <w:t> </w:t>
+        <w:t xml:space="preserve"> </w:t>
       </w:r>
       <w:r>
         <w:rPr>
@@ -5663,33 +6349,19 @@
       </w:pPr>
       <w:r>
         <w:rPr>
-          <w:rFonts w:ascii="Times New Roman" w:hAnsi="Times New Roman" w:cs="Times New Roman"/>
-          <w:i/>
-          <w:color w:val="FF0000"/>
-          <w:sz w:val="24"/>
-          <w:szCs w:val="24"/>
-          <w:lang w:val="ru-MD"/>
+          <w:rFonts w:ascii="Times New Roman" w:hAnsi="Times New Roman"/>
+          <w:i/>
+          <w:color w:val="FF4400"/>
+          <w:sz w:val="24"/>
         </w:rPr>
         <w:t>Священик:</w:t>
       </w:r>
       <w:r>
         <w:rPr>
-          <w:rFonts w:ascii="Times New Roman" w:hAnsi="Times New Roman" w:cs="Times New Roman"/>
-          <w:color w:val="FF0000"/>
-          <w:sz w:val="24"/>
-          <w:szCs w:val="24"/>
-          <w:lang w:val="ru-MD"/>
-        </w:rPr>
-        <w:t xml:space="preserve"> </w:t>
-      </w:r>
-      <w:r>
-        <w:rPr>
-          <w:rFonts w:ascii="Times New Roman" w:hAnsi="Times New Roman" w:cs="Times New Roman"/>
-          <w:sz w:val="24"/>
-          <w:szCs w:val="24"/>
-          <w:lang w:val="ru-MD"/>
-        </w:rPr>
-        <w:t>Мир всім.</w:t>
+          <w:rFonts w:ascii="Times New Roman" w:hAnsi="Times New Roman"/>
+          <w:sz w:val="24"/>
+        </w:rPr>
+        <w:t xml:space="preserve"> Мир всім.</w:t>
       </w:r>
     </w:p>
     <w:p>
@@ -7250,17 +7922,45 @@
       </w:pPr>
       <w:r>
         <w:rPr>
-          <w:rFonts w:ascii="Times New Roman" w:hAnsi="Times New Roman" w:cs="Times New Roman"/>
-          <w:i/>
-          <w:color w:val="FF0000"/>
-          <w:sz w:val="24"/>
-          <w:szCs w:val="24"/>
-          <w:lang w:val="ru-MD"/>
+          <w:rFonts w:ascii="Times New Roman" w:hAnsi="Times New Roman"/>
+          <w:i/>
+          <w:color w:val="FF4400"/>
+          <w:sz w:val="24"/>
         </w:rPr>
         <w:t>Священик:</w:t>
       </w:r>
       <w:r>
         <w:rPr>
+          <w:rFonts w:ascii="Times New Roman" w:hAnsi="Times New Roman"/>
+          <w:sz w:val="24"/>
+        </w:rPr>
+        <w:t xml:space="preserve"> Бо Ти – Бог милости, ласк і людинолюбности, і Тобі славу віддаємо, Отцю, і Сину, і Святому Духові, нині, і повсякчас, і на віки віків.</w:t>
+      </w:r>
+    </w:p>
+    <w:p>
+      <w:pPr>
+        <w:spacing w:after="120"/>
+        <w:jc w:val="both"/>
+        <w:rPr>
+          <w:rFonts w:ascii="Times New Roman" w:hAnsi="Times New Roman" w:cs="Times New Roman"/>
+          <w:sz w:val="24"/>
+          <w:szCs w:val="24"/>
+          <w:lang w:val="ru-MD"/>
+        </w:rPr>
+      </w:pPr>
+      <w:r>
+        <w:rPr>
+          <w:rFonts w:ascii="Times New Roman" w:hAnsi="Times New Roman" w:cs="Times New Roman"/>
+          <w:i/>
+          <w:color w:val="FF0000"/>
+          <w:sz w:val="24"/>
+          <w:szCs w:val="24"/>
+          <w:lang w:val="ru-MD"/>
+        </w:rPr>
+        <w:t>Вірні:</w:t>
+      </w:r>
+      <w:r>
+        <w:rPr>
           <w:rFonts w:ascii="Times New Roman" w:hAnsi="Times New Roman" w:cs="Times New Roman"/>
           <w:color w:val="FF0000"/>
           <w:sz w:val="24"/>
@@ -7272,286 +7972,205 @@
       <w:r>
         <w:rPr>
           <w:rFonts w:ascii="Times New Roman" w:hAnsi="Times New Roman" w:cs="Times New Roman"/>
+          <w:sz w:val="24"/>
+          <w:szCs w:val="24"/>
+          <w:lang w:val="ru-MD"/>
+        </w:rPr>
+        <w:t>Амінь.</w:t>
+      </w:r>
+    </w:p>
+    <w:p>
+      <w:pPr>
+        <w:spacing w:after="120"/>
+        <w:jc w:val="both"/>
+        <w:rPr>
+          <w:rFonts w:ascii="Times New Roman" w:hAnsi="Times New Roman" w:cs="Times New Roman"/>
+          <w:sz w:val="24"/>
+          <w:szCs w:val="24"/>
+          <w:lang w:val="ru-MD"/>
+        </w:rPr>
+      </w:pPr>
+      <w:r>
+        <w:rPr>
+          <w:rFonts w:ascii="Times New Roman" w:hAnsi="Times New Roman"/>
+          <w:i/>
+          <w:color w:val="FF4400"/>
+          <w:sz w:val="24"/>
+        </w:rPr>
+        <w:t>Священик:</w:t>
+      </w:r>
+      <w:r>
+        <w:rPr>
+          <w:rFonts w:ascii="Times New Roman" w:hAnsi="Times New Roman"/>
+          <w:sz w:val="24"/>
+        </w:rPr>
+        <w:t xml:space="preserve"> Мир всім.</w:t>
+      </w:r>
+    </w:p>
+    <w:p>
+      <w:pPr>
+        <w:spacing w:after="120"/>
+        <w:jc w:val="both"/>
+        <w:rPr>
+          <w:rFonts w:ascii="Times New Roman" w:hAnsi="Times New Roman" w:cs="Times New Roman"/>
+          <w:sz w:val="24"/>
+          <w:szCs w:val="24"/>
+          <w:lang w:val="ru-MD"/>
+        </w:rPr>
+      </w:pPr>
+      <w:r>
+        <w:rPr>
+          <w:rFonts w:ascii="Times New Roman" w:hAnsi="Times New Roman" w:cs="Times New Roman"/>
+          <w:i/>
+          <w:color w:val="FF0000"/>
+          <w:sz w:val="24"/>
+          <w:szCs w:val="24"/>
+          <w:lang w:val="ru-MD"/>
+        </w:rPr>
+        <w:t>Вірні:</w:t>
+      </w:r>
+      <w:r>
+        <w:rPr>
+          <w:rFonts w:ascii="Times New Roman" w:hAnsi="Times New Roman" w:cs="Times New Roman"/>
+          <w:color w:val="FF0000"/>
+          <w:sz w:val="24"/>
+          <w:szCs w:val="24"/>
+          <w:lang w:val="ru-MD"/>
+        </w:rPr>
+        <w:t xml:space="preserve"> </w:t>
+      </w:r>
+      <w:r>
+        <w:rPr>
+          <w:rFonts w:ascii="Times New Roman" w:hAnsi="Times New Roman" w:cs="Times New Roman"/>
+          <w:sz w:val="24"/>
+          <w:szCs w:val="24"/>
+          <w:lang w:val="ru-MD"/>
+        </w:rPr>
+        <w:t>І духові твоєму.</w:t>
+      </w:r>
+    </w:p>
+    <w:p>
+      <w:pPr>
+        <w:spacing w:after="120"/>
+        <w:jc w:val="both"/>
+        <w:rPr>
+          <w:rFonts w:ascii="Times New Roman" w:hAnsi="Times New Roman" w:cs="Times New Roman"/>
+          <w:sz w:val="24"/>
+          <w:szCs w:val="24"/>
+          <w:lang w:val="ru-MD"/>
+        </w:rPr>
+      </w:pPr>
+      <w:r>
+        <w:rPr>
+          <w:rFonts w:ascii="Times New Roman" w:hAnsi="Times New Roman" w:cs="Times New Roman"/>
+          <w:sz w:val="24"/>
+          <w:szCs w:val="24"/>
+          <w:lang w:val="ru-MD"/>
+        </w:rPr>
+        <w:t>Голови ваші перед Господом схиліть.</w:t>
+      </w:r>
+    </w:p>
+    <w:p>
+      <w:pPr>
+        <w:spacing w:after="120"/>
+        <w:jc w:val="both"/>
+        <w:rPr>
+          <w:rFonts w:ascii="Times New Roman" w:hAnsi="Times New Roman" w:cs="Times New Roman"/>
+          <w:sz w:val="24"/>
+          <w:szCs w:val="24"/>
+          <w:lang w:val="ru-MD"/>
+        </w:rPr>
+      </w:pPr>
+      <w:r>
+        <w:rPr>
+          <w:rFonts w:ascii="Times New Roman" w:hAnsi="Times New Roman" w:cs="Times New Roman"/>
+          <w:i/>
+          <w:color w:val="FF0000"/>
+          <w:sz w:val="24"/>
+          <w:szCs w:val="24"/>
+          <w:lang w:val="ru-MD"/>
+        </w:rPr>
+        <w:t>Вірні:</w:t>
+      </w:r>
+      <w:r>
+        <w:rPr>
+          <w:rFonts w:ascii="Times New Roman" w:hAnsi="Times New Roman" w:cs="Times New Roman"/>
+          <w:color w:val="FF0000"/>
+          <w:sz w:val="24"/>
+          <w:szCs w:val="24"/>
+          <w:lang w:val="ru-MD"/>
+        </w:rPr>
+        <w:t xml:space="preserve"> </w:t>
+      </w:r>
+      <w:r>
+        <w:rPr>
+          <w:rFonts w:ascii="Times New Roman" w:hAnsi="Times New Roman" w:cs="Times New Roman"/>
+          <w:sz w:val="24"/>
+          <w:szCs w:val="24"/>
+          <w:lang w:val="ru-MD"/>
+        </w:rPr>
+        <w:t>Тобі, Господи.</w:t>
+      </w:r>
+    </w:p>
+    <w:p>
+      <w:pPr>
+        <w:spacing w:after="120"/>
+        <w:jc w:val="both"/>
+        <w:rPr>
+          <w:rFonts w:ascii="Times New Roman" w:hAnsi="Times New Roman" w:cs="Times New Roman"/>
+          <w:sz w:val="24"/>
+          <w:szCs w:val="24"/>
+          <w:lang w:val="ru-MD"/>
+        </w:rPr>
+      </w:pPr>
+      <w:r>
+        <w:rPr>
+          <w:rFonts w:ascii="Times New Roman" w:hAnsi="Times New Roman" w:cs="Times New Roman"/>
+          <w:i/>
+          <w:color w:val="FF0000"/>
+          <w:sz w:val="24"/>
+          <w:szCs w:val="24"/>
+          <w:lang w:val="ru-MD"/>
+        </w:rPr>
+        <w:t>Священик читає молитву:</w:t>
+      </w:r>
+      <w:r>
+        <w:rPr>
+          <w:rFonts w:ascii="Times New Roman" w:hAnsi="Times New Roman" w:cs="Times New Roman"/>
+          <w:sz w:val="24"/>
+          <w:szCs w:val="24"/>
+          <w:lang w:val="ru-MD"/>
+        </w:rPr>
+        <w:t xml:space="preserve"> Господи, Боже наш, що прихилив небо і зійшов на спасіння людського роду! Зглянься на слуг твоїх і на спадкоємство твоє, бо перед тобою, страшним і людинолюбним Суддею, слуги твої схилили свої голови і зігнули свої шиї, не від людей очікуючи допомоги, але на твою надіючись милість і твого очікуючи спасіння; тож оберігай їх повсякчасно, і в цей вечір, і в прийдешню ніч збережи від усякого ворога, і від будь-якого зазіхання диявольського, і від думок марних, і спогадів лукавих.</w:t>
+      </w:r>
+    </w:p>
+    <w:p>
+      <w:pPr>
+        <w:pStyle w:val="a"/>
+        <w:spacing w:after="120"/>
+      </w:pPr>
+      <w:r>
+        <w:rPr>
+          <w:rFonts w:ascii="Times New Roman" w:hAnsi="Times New Roman"/>
+          <w:i/>
+          <w:color w:val="FF0000"/>
+          <w:sz w:val="24"/>
+        </w:rPr>
+        <w:t>Священик:</w:t>
+      </w:r>
+      <w:r>
+        <w:rPr>
+          <w:rFonts w:ascii="Times New Roman" w:hAnsi="Times New Roman"/>
+          <w:color w:val="FF0000"/>
+          <w:sz w:val="24"/>
+        </w:rPr>
+        <w:t xml:space="preserve"> </w:t>
+      </w:r>
+      <w:r>
+        <w:rPr>
+          <w:rFonts w:ascii="Times New Roman" w:hAnsi="Times New Roman"/>
           <w:color w:val="000000"/>
           <w:sz w:val="24"/>
-          <w:szCs w:val="24"/>
-          <w:lang w:val="ru-MD"/>
-        </w:rPr>
-        <w:t>Бо Ти</w:t>
-      </w:r>
-      <w:r>
-        <w:rPr>
-          <w:rFonts w:ascii="Times New Roman" w:hAnsi="Times New Roman" w:cs="Times New Roman"/>
-          <w:color w:val="000000"/>
-          <w:sz w:val="24"/>
-          <w:szCs w:val="24"/>
-        </w:rPr>
-        <w:t> </w:t>
-      </w:r>
-      <w:r>
-        <w:rPr>
-          <w:rFonts w:ascii="Times New Roman" w:hAnsi="Times New Roman" w:cs="Times New Roman"/>
-          <w:color w:val="000000"/>
-          <w:sz w:val="24"/>
-          <w:szCs w:val="24"/>
-          <w:lang w:val="ru-MD"/>
-        </w:rPr>
-        <w:t>– Бог милости, ласк і людинолюбности, і Тобі славу віддаємо, Отцю, і Сину, і Святому Духові, нині, і повсякчас, і на віки віків.</w:t>
-      </w:r>
-    </w:p>
-    <w:p>
-      <w:pPr>
-        <w:spacing w:after="120"/>
-        <w:jc w:val="both"/>
-        <w:rPr>
-          <w:rFonts w:ascii="Times New Roman" w:hAnsi="Times New Roman" w:cs="Times New Roman"/>
-          <w:sz w:val="24"/>
-          <w:szCs w:val="24"/>
-          <w:lang w:val="ru-MD"/>
-        </w:rPr>
-      </w:pPr>
-      <w:r>
-        <w:rPr>
-          <w:rFonts w:ascii="Times New Roman" w:hAnsi="Times New Roman" w:cs="Times New Roman"/>
-          <w:i/>
-          <w:color w:val="FF0000"/>
-          <w:sz w:val="24"/>
-          <w:szCs w:val="24"/>
-          <w:lang w:val="ru-MD"/>
-        </w:rPr>
-        <w:t>Вірні:</w:t>
-      </w:r>
-      <w:r>
-        <w:rPr>
-          <w:rFonts w:ascii="Times New Roman" w:hAnsi="Times New Roman" w:cs="Times New Roman"/>
-          <w:color w:val="FF0000"/>
-          <w:sz w:val="24"/>
-          <w:szCs w:val="24"/>
-          <w:lang w:val="ru-MD"/>
-        </w:rPr>
-        <w:t xml:space="preserve"> </w:t>
-      </w:r>
-      <w:r>
-        <w:rPr>
-          <w:rFonts w:ascii="Times New Roman" w:hAnsi="Times New Roman" w:cs="Times New Roman"/>
-          <w:sz w:val="24"/>
-          <w:szCs w:val="24"/>
-          <w:lang w:val="ru-MD"/>
-        </w:rPr>
-        <w:t>Амінь.</w:t>
-      </w:r>
-    </w:p>
-    <w:p>
-      <w:pPr>
-        <w:spacing w:after="120"/>
-        <w:jc w:val="both"/>
-        <w:rPr>
-          <w:rFonts w:ascii="Times New Roman" w:hAnsi="Times New Roman" w:cs="Times New Roman"/>
-          <w:sz w:val="24"/>
-          <w:szCs w:val="24"/>
-          <w:lang w:val="ru-MD"/>
-        </w:rPr>
-      </w:pPr>
-      <w:r>
-        <w:rPr>
-          <w:rFonts w:ascii="Times New Roman" w:hAnsi="Times New Roman" w:cs="Times New Roman"/>
-          <w:i/>
-          <w:color w:val="FF0000"/>
-          <w:sz w:val="24"/>
-          <w:szCs w:val="24"/>
-          <w:lang w:val="ru-MD"/>
-        </w:rPr>
-        <w:t>Священик:</w:t>
-      </w:r>
-      <w:r>
-        <w:rPr>
-          <w:rFonts w:ascii="Times New Roman" w:hAnsi="Times New Roman" w:cs="Times New Roman"/>
-          <w:color w:val="FF0000"/>
-          <w:sz w:val="24"/>
-          <w:szCs w:val="24"/>
-          <w:lang w:val="ru-MD"/>
-        </w:rPr>
-        <w:t xml:space="preserve"> </w:t>
-      </w:r>
-      <w:r>
-        <w:rPr>
-          <w:rFonts w:ascii="Times New Roman" w:hAnsi="Times New Roman" w:cs="Times New Roman"/>
-          <w:sz w:val="24"/>
-          <w:szCs w:val="24"/>
-          <w:lang w:val="ru-MD"/>
-        </w:rPr>
-        <w:t>Мир всім.</w:t>
-      </w:r>
-    </w:p>
-    <w:p>
-      <w:pPr>
-        <w:spacing w:after="120"/>
-        <w:jc w:val="both"/>
-        <w:rPr>
-          <w:rFonts w:ascii="Times New Roman" w:hAnsi="Times New Roman" w:cs="Times New Roman"/>
-          <w:sz w:val="24"/>
-          <w:szCs w:val="24"/>
-          <w:lang w:val="ru-MD"/>
-        </w:rPr>
-      </w:pPr>
-      <w:r>
-        <w:rPr>
-          <w:rFonts w:ascii="Times New Roman" w:hAnsi="Times New Roman" w:cs="Times New Roman"/>
-          <w:i/>
-          <w:color w:val="FF0000"/>
-          <w:sz w:val="24"/>
-          <w:szCs w:val="24"/>
-          <w:lang w:val="ru-MD"/>
-        </w:rPr>
-        <w:t>Вірні:</w:t>
-      </w:r>
-      <w:r>
-        <w:rPr>
-          <w:rFonts w:ascii="Times New Roman" w:hAnsi="Times New Roman" w:cs="Times New Roman"/>
-          <w:color w:val="FF0000"/>
-          <w:sz w:val="24"/>
-          <w:szCs w:val="24"/>
-          <w:lang w:val="ru-MD"/>
-        </w:rPr>
-        <w:t xml:space="preserve"> </w:t>
-      </w:r>
-      <w:r>
-        <w:rPr>
-          <w:rFonts w:ascii="Times New Roman" w:hAnsi="Times New Roman" w:cs="Times New Roman"/>
-          <w:sz w:val="24"/>
-          <w:szCs w:val="24"/>
-          <w:lang w:val="ru-MD"/>
-        </w:rPr>
-        <w:t>І духові твоєму.</w:t>
-      </w:r>
-    </w:p>
-    <w:p>
-      <w:pPr>
-        <w:spacing w:after="120"/>
-        <w:jc w:val="both"/>
-        <w:rPr>
-          <w:rFonts w:ascii="Times New Roman" w:hAnsi="Times New Roman" w:cs="Times New Roman"/>
-          <w:sz w:val="24"/>
-          <w:szCs w:val="24"/>
-          <w:lang w:val="ru-MD"/>
-        </w:rPr>
-      </w:pPr>
-      <w:r>
-        <w:rPr>
-          <w:rFonts w:ascii="Times New Roman" w:hAnsi="Times New Roman" w:cs="Times New Roman"/>
-          <w:sz w:val="24"/>
-          <w:szCs w:val="24"/>
-          <w:lang w:val="ru-MD"/>
-        </w:rPr>
-        <w:t>Голови ваші перед Господом схиліть.</w:t>
-      </w:r>
-    </w:p>
-    <w:p>
-      <w:pPr>
-        <w:spacing w:after="120"/>
-        <w:jc w:val="both"/>
-        <w:rPr>
-          <w:rFonts w:ascii="Times New Roman" w:hAnsi="Times New Roman" w:cs="Times New Roman"/>
-          <w:sz w:val="24"/>
-          <w:szCs w:val="24"/>
-          <w:lang w:val="ru-MD"/>
-        </w:rPr>
-      </w:pPr>
-      <w:r>
-        <w:rPr>
-          <w:rFonts w:ascii="Times New Roman" w:hAnsi="Times New Roman" w:cs="Times New Roman"/>
-          <w:i/>
-          <w:color w:val="FF0000"/>
-          <w:sz w:val="24"/>
-          <w:szCs w:val="24"/>
-          <w:lang w:val="ru-MD"/>
-        </w:rPr>
-        <w:t>Вірні:</w:t>
-      </w:r>
-      <w:r>
-        <w:rPr>
-          <w:rFonts w:ascii="Times New Roman" w:hAnsi="Times New Roman" w:cs="Times New Roman"/>
-          <w:color w:val="FF0000"/>
-          <w:sz w:val="24"/>
-          <w:szCs w:val="24"/>
-          <w:lang w:val="ru-MD"/>
-        </w:rPr>
-        <w:t xml:space="preserve"> </w:t>
-      </w:r>
-      <w:r>
-        <w:rPr>
-          <w:rFonts w:ascii="Times New Roman" w:hAnsi="Times New Roman" w:cs="Times New Roman"/>
-          <w:sz w:val="24"/>
-          <w:szCs w:val="24"/>
-          <w:lang w:val="ru-MD"/>
-        </w:rPr>
-        <w:t>Тобі, Господи.</w:t>
-      </w:r>
-    </w:p>
-    <w:p>
-      <w:pPr>
-        <w:spacing w:after="120"/>
-        <w:jc w:val="both"/>
-        <w:rPr>
-          <w:rFonts w:ascii="Times New Roman" w:hAnsi="Times New Roman" w:cs="Times New Roman"/>
-          <w:sz w:val="24"/>
-          <w:szCs w:val="24"/>
-          <w:lang w:val="ru-MD"/>
-        </w:rPr>
-      </w:pPr>
-      <w:r>
-        <w:rPr>
-          <w:rFonts w:ascii="Times New Roman" w:hAnsi="Times New Roman" w:cs="Times New Roman"/>
-          <w:i/>
-          <w:color w:val="FF0000"/>
-          <w:sz w:val="24"/>
-          <w:szCs w:val="24"/>
-          <w:lang w:val="ru-MD"/>
-        </w:rPr>
-        <w:t>Священик читає молитву:</w:t>
-      </w:r>
-      <w:r>
-        <w:rPr>
-          <w:rFonts w:ascii="Times New Roman" w:hAnsi="Times New Roman" w:cs="Times New Roman"/>
-          <w:sz w:val="24"/>
-          <w:szCs w:val="24"/>
-          <w:lang w:val="ru-MD"/>
-        </w:rPr>
-        <w:t xml:space="preserve"> Господи, Боже наш, що прихилив небо і зійшов на спасіння людського роду! Зглянься на слуг твоїх і на спадкоємство твоє, бо перед тобою, страшним і людинолюбним Суддею, слуги твої схилили свої голови і зігнули свої шиї, не від людей очікуючи допомоги, але на твою надіючись милість і твого очікуючи спасіння; тож оберігай їх повсякчасно, і в цей вечір, і в прийдешню ніч збережи від усякого ворога, і від будь-якого зазіхання диявольського, і від думок марних, і спогадів лукавих.</w:t>
-      </w:r>
-    </w:p>
-    <w:p>
-      <w:pPr>
-        <w:spacing w:after="120"/>
-        <w:rPr>
-          <w:lang w:val="ru-MD"/>
-        </w:rPr>
-      </w:pPr>
-      <w:r>
-        <w:rPr>
-          <w:rFonts w:ascii="Times New Roman" w:hAnsi="Times New Roman"/>
-          <w:i/>
-          <w:color w:val="FF0000"/>
-          <w:sz w:val="24"/>
-          <w:lang w:val="ru-MD"/>
-        </w:rPr>
-        <w:t>Священик:</w:t>
-      </w:r>
-      <w:r>
-        <w:rPr>
-          <w:rFonts w:ascii="Times New Roman" w:hAnsi="Times New Roman"/>
-          <w:color w:val="FF0000"/>
-          <w:sz w:val="24"/>
-          <w:lang w:val="ru-MD"/>
-        </w:rPr>
-        <w:t xml:space="preserve"> </w:t>
-      </w:r>
-      <w:r>
-        <w:rPr>
-          <w:rFonts w:ascii="Times New Roman" w:hAnsi="Times New Roman"/>
-          <w:color w:val="000000"/>
-          <w:sz w:val="24"/>
-          <w:lang w:val="ru-MD"/>
         </w:rPr>
         <w:t>Нехай буде влада царства Твого благословенна і дуже прославлена: Отця, і Сина, і Святого Духа, нині і повсякчас, і на віки віків.</w:t>
       </w:r>
@@ -8010,180 +8629,19 @@
     </w:p>
     <w:p>
       <w:pPr>
-        <w:spacing w:after="120"/>
-        <w:jc w:val="both"/>
-        <w:rPr>
-          <w:rFonts w:ascii="Times New Roman" w:hAnsi="Times New Roman" w:cs="Times New Roman"/>
-          <w:i/>
-          <w:sz w:val="24"/>
-          <w:szCs w:val="24"/>
-          <w:lang w:val="ru-MD"/>
-        </w:rPr>
-      </w:pPr>
-      <w:r>
-        <w:rPr>
-          <w:rFonts w:ascii="Times New Roman" w:hAnsi="Times New Roman" w:cs="Times New Roman"/>
-          <w:sz w:val="24"/>
-          <w:szCs w:val="24"/>
-          <w:lang w:val="ru-MD"/>
-        </w:rPr>
-        <w:t xml:space="preserve">Святий Боже, святий Кріпкий, святий Безсмертний, помилуй нас </w:t>
-      </w:r>
-      <w:r>
-        <w:rPr>
-          <w:rFonts w:ascii="Times New Roman" w:hAnsi="Times New Roman" w:cs="Times New Roman"/>
-          <w:i/>
-          <w:color w:val="FF0000"/>
-          <w:sz w:val="24"/>
-          <w:szCs w:val="24"/>
-          <w:lang w:val="ru-MD"/>
-        </w:rPr>
-        <w:t>(3</w:t>
-      </w:r>
-      <w:r>
-        <w:rPr>
-          <w:rFonts w:ascii="Times New Roman" w:hAnsi="Times New Roman" w:cs="Times New Roman"/>
-          <w:i/>
-          <w:color w:val="FF0000"/>
-          <w:sz w:val="24"/>
-          <w:szCs w:val="24"/>
-        </w:rPr>
-        <w:t> </w:t>
-      </w:r>
-      <w:r>
-        <w:rPr>
-          <w:rFonts w:ascii="Times New Roman" w:hAnsi="Times New Roman" w:cs="Times New Roman"/>
-          <w:i/>
-          <w:color w:val="FF0000"/>
-          <w:sz w:val="24"/>
-          <w:szCs w:val="24"/>
-          <w:lang w:val="ru-MD"/>
-        </w:rPr>
-        <w:t>р.)</w:t>
-      </w:r>
-    </w:p>
-    <w:p>
-      <w:pPr>
-        <w:spacing w:after="120"/>
-        <w:jc w:val="both"/>
-        <w:rPr>
-          <w:rFonts w:ascii="Times New Roman" w:hAnsi="Times New Roman" w:cs="Times New Roman"/>
-          <w:sz w:val="24"/>
-          <w:szCs w:val="24"/>
-          <w:lang w:val="ru-MD"/>
-        </w:rPr>
-      </w:pPr>
-      <w:r>
-        <w:rPr>
-          <w:rFonts w:ascii="Times New Roman" w:hAnsi="Times New Roman" w:cs="Times New Roman"/>
-          <w:sz w:val="24"/>
-          <w:szCs w:val="24"/>
-          <w:lang w:val="ru-MD"/>
-        </w:rPr>
-        <w:t>Слава Отцю, і Сину, і Святому Духові,* і нині і повсякчас, і на віки віків. Амінь.</w:t>
-      </w:r>
-    </w:p>
-    <w:p>
-      <w:pPr>
-        <w:spacing w:after="120"/>
-        <w:jc w:val="both"/>
-        <w:rPr>
-          <w:rFonts w:ascii="Times New Roman" w:hAnsi="Times New Roman" w:cs="Times New Roman"/>
-          <w:sz w:val="24"/>
-          <w:szCs w:val="24"/>
-          <w:lang w:val="ru-MD"/>
-        </w:rPr>
-      </w:pPr>
-      <w:r>
-        <w:rPr>
-          <w:rFonts w:ascii="Times New Roman" w:hAnsi="Times New Roman" w:cs="Times New Roman"/>
-          <w:sz w:val="24"/>
-          <w:szCs w:val="24"/>
-          <w:lang w:val="ru-MD"/>
-        </w:rPr>
-        <w:t>Пресвята Тройце, помилуй нас;* Господи, очисти гріхи наші;* Владико, прости беззаконня наші;* Святий, завітай і зціли немочі наші імени твого ради.</w:t>
-      </w:r>
-    </w:p>
-    <w:p>
-      <w:pPr>
-        <w:spacing w:after="120"/>
-        <w:jc w:val="both"/>
-        <w:rPr>
-          <w:rFonts w:ascii="Times New Roman" w:hAnsi="Times New Roman" w:cs="Times New Roman"/>
-          <w:i/>
-          <w:sz w:val="24"/>
-          <w:szCs w:val="24"/>
-          <w:lang w:val="ru-MD"/>
-        </w:rPr>
-      </w:pPr>
-      <w:r>
-        <w:rPr>
-          <w:rFonts w:ascii="Times New Roman" w:hAnsi="Times New Roman" w:cs="Times New Roman"/>
-          <w:sz w:val="24"/>
-          <w:szCs w:val="24"/>
-          <w:lang w:val="ru-MD"/>
-        </w:rPr>
-        <w:t xml:space="preserve">Господи, помилуй </w:t>
-      </w:r>
-      <w:r>
-        <w:rPr>
-          <w:rFonts w:ascii="Times New Roman" w:hAnsi="Times New Roman" w:cs="Times New Roman"/>
-          <w:i/>
-          <w:color w:val="FF0000"/>
-          <w:sz w:val="24"/>
-          <w:szCs w:val="24"/>
-          <w:lang w:val="ru-MD"/>
-        </w:rPr>
-        <w:t>(3</w:t>
-      </w:r>
-      <w:r>
-        <w:rPr>
-          <w:rFonts w:ascii="Times New Roman" w:hAnsi="Times New Roman" w:cs="Times New Roman"/>
-          <w:i/>
-          <w:color w:val="FF0000"/>
-          <w:sz w:val="24"/>
-          <w:szCs w:val="24"/>
-        </w:rPr>
-        <w:t> </w:t>
-      </w:r>
-      <w:r>
-        <w:rPr>
-          <w:rFonts w:ascii="Times New Roman" w:hAnsi="Times New Roman" w:cs="Times New Roman"/>
-          <w:i/>
-          <w:color w:val="FF0000"/>
-          <w:sz w:val="24"/>
-          <w:szCs w:val="24"/>
-          <w:lang w:val="ru-MD"/>
-        </w:rPr>
-        <w:t>р.)</w:t>
-      </w:r>
-    </w:p>
-    <w:p>
-      <w:pPr>
-        <w:spacing w:after="120"/>
-        <w:rPr>
-          <w:lang w:val="ru-MD"/>
-        </w:rPr>
-      </w:pPr>
-      <w:r>
-        <w:rPr>
-          <w:rFonts w:ascii="Times New Roman" w:hAnsi="Times New Roman"/>
-          <w:sz w:val="24"/>
-          <w:lang w:val="ru-MD"/>
-        </w:rPr>
-        <w:t xml:space="preserve">Слава Отцю, і Сину, і Святому Духові.* </w:t>
-      </w:r>
-      <w:r>
-        <w:rPr>
-          <w:rFonts w:ascii="Times New Roman" w:hAnsi="Times New Roman"/>
-          <w:sz w:val="24"/>
-        </w:rPr>
-        <w:t>І</w:t>
-      </w:r>
-      <w:r>
-        <w:rPr>
-          <w:rFonts w:ascii="Times New Roman" w:hAnsi="Times New Roman"/>
-          <w:b/>
+        <w:pStyle w:val="a"/>
+        <w:spacing w:after="120"/>
+      </w:pPr>
+      <w:r>
+        <w:rPr>
+          <w:rFonts w:ascii="Times New Roman" w:hAnsi="Times New Roman"/>
+          <w:sz w:val="24"/>
+        </w:rPr>
+        <w:t>Святи́й</w:t>
+      </w:r>
+      <w:r>
+        <w:rPr>
+          <w:rFonts w:ascii="Times New Roman" w:hAnsi="Times New Roman"/>
           <w:sz w:val="24"/>
         </w:rPr>
         <w:t xml:space="preserve"> </w:t>
@@ -8193,43 +8651,900 @@
           <w:rFonts w:ascii="Times New Roman" w:hAnsi="Times New Roman"/>
           <w:sz w:val="24"/>
         </w:rPr>
-        <w:t xml:space="preserve">нині і повсякчас, і на віки віків. </w:t>
-      </w:r>
-      <w:r>
-        <w:rPr>
-          <w:rFonts w:ascii="Times New Roman" w:hAnsi="Times New Roman"/>
-          <w:sz w:val="24"/>
-          <w:lang w:val="ru-MD"/>
-        </w:rPr>
-        <w:t>Амінь.</w:t>
-      </w:r>
-    </w:p>
-    <w:p>
-      <w:pPr>
-        <w:spacing w:after="120"/>
-        <w:jc w:val="both"/>
-        <w:rPr>
-          <w:rFonts w:ascii="Times New Roman" w:hAnsi="Times New Roman" w:cs="Times New Roman"/>
-          <w:sz w:val="24"/>
-          <w:szCs w:val="24"/>
-        </w:rPr>
-      </w:pPr>
-      <w:r>
-        <w:rPr>
-          <w:rFonts w:ascii="Times New Roman" w:hAnsi="Times New Roman" w:cs="Times New Roman"/>
-          <w:sz w:val="24"/>
-          <w:szCs w:val="24"/>
-          <w:lang w:val="ru-MD"/>
-        </w:rPr>
-        <w:t xml:space="preserve">Отче наш, що єси на небесах,* нехай святиться ім’я твоє,* нехай прийде царство твоє,* нехай буде воля твоя, як на небі, так і на землі.* </w:t>
-      </w:r>
-      <w:r>
-        <w:rPr>
-          <w:rFonts w:ascii="Times New Roman" w:hAnsi="Times New Roman" w:cs="Times New Roman"/>
-          <w:sz w:val="24"/>
-          <w:szCs w:val="24"/>
-        </w:rPr>
-        <w:t>Хліб наш насущний дай нам сьогодні,* і прости нам провини наші,* як і ми прощаємо винуватцям нашим,* і не введи нас у спокусу,* але визволи нас від лукавого.</w:t>
+        <w:t>Бо́же</w:t>
+      </w:r>
+      <w:r>
+        <w:rPr>
+          <w:rFonts w:ascii="Times New Roman" w:hAnsi="Times New Roman"/>
+          <w:sz w:val="24"/>
+        </w:rPr>
+        <w:t xml:space="preserve">, </w:t>
+      </w:r>
+      <w:r>
+        <w:rPr>
+          <w:rFonts w:ascii="Times New Roman" w:hAnsi="Times New Roman"/>
+          <w:sz w:val="24"/>
+        </w:rPr>
+        <w:t>святи́й</w:t>
+      </w:r>
+      <w:r>
+        <w:rPr>
+          <w:rFonts w:ascii="Times New Roman" w:hAnsi="Times New Roman"/>
+          <w:sz w:val="24"/>
+        </w:rPr>
+        <w:t xml:space="preserve"> </w:t>
+      </w:r>
+      <w:r>
+        <w:rPr>
+          <w:rFonts w:ascii="Times New Roman" w:hAnsi="Times New Roman"/>
+          <w:sz w:val="24"/>
+        </w:rPr>
+        <w:t>Крі́пкий</w:t>
+      </w:r>
+      <w:r>
+        <w:rPr>
+          <w:rFonts w:ascii="Times New Roman" w:hAnsi="Times New Roman"/>
+          <w:sz w:val="24"/>
+        </w:rPr>
+        <w:t xml:space="preserve">, </w:t>
+      </w:r>
+      <w:r>
+        <w:rPr>
+          <w:rFonts w:ascii="Times New Roman" w:hAnsi="Times New Roman"/>
+          <w:sz w:val="24"/>
+        </w:rPr>
+        <w:t>святи́й</w:t>
+      </w:r>
+      <w:r>
+        <w:rPr>
+          <w:rFonts w:ascii="Times New Roman" w:hAnsi="Times New Roman"/>
+          <w:sz w:val="24"/>
+        </w:rPr>
+        <w:t xml:space="preserve"> </w:t>
+      </w:r>
+      <w:r>
+        <w:rPr>
+          <w:rFonts w:ascii="Times New Roman" w:hAnsi="Times New Roman"/>
+          <w:sz w:val="24"/>
+        </w:rPr>
+        <w:t>Безсме́ртний</w:t>
+      </w:r>
+      <w:r>
+        <w:rPr>
+          <w:rFonts w:ascii="Times New Roman" w:hAnsi="Times New Roman"/>
+          <w:sz w:val="24"/>
+        </w:rPr>
+        <w:t xml:space="preserve">, </w:t>
+      </w:r>
+      <w:r>
+        <w:rPr>
+          <w:rFonts w:ascii="Times New Roman" w:hAnsi="Times New Roman"/>
+          <w:sz w:val="24"/>
+        </w:rPr>
+        <w:t>поми́луй</w:t>
+      </w:r>
+      <w:r>
+        <w:rPr>
+          <w:rFonts w:ascii="Times New Roman" w:hAnsi="Times New Roman"/>
+          <w:sz w:val="24"/>
+        </w:rPr>
+        <w:t xml:space="preserve"> нас. </w:t>
+      </w:r>
+      <w:r>
+        <w:rPr>
+          <w:rFonts w:ascii="Times New Roman" w:hAnsi="Times New Roman"/>
+          <w:i/>
+          <w:color w:val="FF0000"/>
+          <w:sz w:val="24"/>
+        </w:rPr>
+        <w:t>(3 р.)</w:t>
+      </w:r>
+    </w:p>
+    <w:p>
+      <w:pPr>
+        <w:pStyle w:val="a"/>
+        <w:spacing w:after="120"/>
+      </w:pPr>
+      <w:r>
+        <w:rPr>
+          <w:rFonts w:ascii="Times New Roman" w:hAnsi="Times New Roman"/>
+          <w:sz w:val="24"/>
+        </w:rPr>
+        <w:t>Сла́ва</w:t>
+      </w:r>
+      <w:r>
+        <w:rPr>
+          <w:rFonts w:ascii="Times New Roman" w:hAnsi="Times New Roman"/>
+          <w:sz w:val="24"/>
+        </w:rPr>
+        <w:t xml:space="preserve"> Отцю́, і </w:t>
+      </w:r>
+      <w:r>
+        <w:rPr>
+          <w:rFonts w:ascii="Times New Roman" w:hAnsi="Times New Roman"/>
+          <w:sz w:val="24"/>
+        </w:rPr>
+        <w:t>Си́ну</w:t>
+      </w:r>
+      <w:r>
+        <w:rPr>
+          <w:rFonts w:ascii="Times New Roman" w:hAnsi="Times New Roman"/>
+          <w:sz w:val="24"/>
+        </w:rPr>
+        <w:t xml:space="preserve">, і </w:t>
+      </w:r>
+      <w:r>
+        <w:rPr>
+          <w:rFonts w:ascii="Times New Roman" w:hAnsi="Times New Roman"/>
+          <w:sz w:val="24"/>
+        </w:rPr>
+        <w:t>Свято́му</w:t>
+      </w:r>
+      <w:r>
+        <w:rPr>
+          <w:rFonts w:ascii="Times New Roman" w:hAnsi="Times New Roman"/>
+          <w:sz w:val="24"/>
+        </w:rPr>
+        <w:t xml:space="preserve"> </w:t>
+      </w:r>
+      <w:r>
+        <w:rPr>
+          <w:rFonts w:ascii="Times New Roman" w:hAnsi="Times New Roman"/>
+          <w:sz w:val="24"/>
+        </w:rPr>
+        <w:t>Ду́хові</w:t>
+      </w:r>
+      <w:r>
+        <w:rPr>
+          <w:rFonts w:ascii="Times New Roman" w:hAnsi="Times New Roman"/>
+          <w:sz w:val="24"/>
+        </w:rPr>
+        <w:t xml:space="preserve">,* і </w:t>
+      </w:r>
+      <w:r>
+        <w:rPr>
+          <w:rFonts w:ascii="Times New Roman" w:hAnsi="Times New Roman"/>
+          <w:sz w:val="24"/>
+        </w:rPr>
+        <w:t>ни́ні</w:t>
+      </w:r>
+      <w:r>
+        <w:rPr>
+          <w:rFonts w:ascii="Times New Roman" w:hAnsi="Times New Roman"/>
+          <w:sz w:val="24"/>
+        </w:rPr>
+        <w:t xml:space="preserve">, і </w:t>
+      </w:r>
+      <w:r>
+        <w:rPr>
+          <w:rFonts w:ascii="Times New Roman" w:hAnsi="Times New Roman"/>
+          <w:sz w:val="24"/>
+        </w:rPr>
+        <w:t>повсякча́с</w:t>
+      </w:r>
+      <w:r>
+        <w:rPr>
+          <w:rFonts w:ascii="Times New Roman" w:hAnsi="Times New Roman"/>
+          <w:sz w:val="24"/>
+        </w:rPr>
+        <w:t xml:space="preserve">, і на </w:t>
+      </w:r>
+      <w:r>
+        <w:rPr>
+          <w:rFonts w:ascii="Times New Roman" w:hAnsi="Times New Roman"/>
+          <w:sz w:val="24"/>
+        </w:rPr>
+        <w:t>ві́ки</w:t>
+      </w:r>
+      <w:r>
+        <w:rPr>
+          <w:rFonts w:ascii="Times New Roman" w:hAnsi="Times New Roman"/>
+          <w:sz w:val="24"/>
+        </w:rPr>
+        <w:t xml:space="preserve"> </w:t>
+      </w:r>
+      <w:r>
+        <w:rPr>
+          <w:rFonts w:ascii="Times New Roman" w:hAnsi="Times New Roman"/>
+          <w:sz w:val="24"/>
+        </w:rPr>
+        <w:t>вікі́в</w:t>
+      </w:r>
+      <w:r>
+        <w:rPr>
+          <w:rFonts w:ascii="Times New Roman" w:hAnsi="Times New Roman"/>
+          <w:sz w:val="24"/>
+        </w:rPr>
+        <w:t xml:space="preserve">. </w:t>
+      </w:r>
+      <w:r>
+        <w:rPr>
+          <w:rFonts w:ascii="Times New Roman" w:hAnsi="Times New Roman"/>
+          <w:sz w:val="24"/>
+        </w:rPr>
+        <w:t>Амі́нь</w:t>
+      </w:r>
+      <w:r>
+        <w:rPr>
+          <w:rFonts w:ascii="Times New Roman" w:hAnsi="Times New Roman"/>
+          <w:sz w:val="24"/>
+        </w:rPr>
+        <w:t>.</w:t>
+      </w:r>
+    </w:p>
+    <w:p>
+      <w:pPr>
+        <w:pStyle w:val="a"/>
+        <w:spacing w:after="120"/>
+      </w:pPr>
+      <w:r>
+        <w:rPr>
+          <w:rFonts w:ascii="Times New Roman" w:hAnsi="Times New Roman"/>
+          <w:sz w:val="24"/>
+        </w:rPr>
+        <w:t xml:space="preserve">Пресвята́ </w:t>
+      </w:r>
+      <w:r>
+        <w:rPr>
+          <w:rFonts w:ascii="Times New Roman" w:hAnsi="Times New Roman"/>
+          <w:sz w:val="24"/>
+        </w:rPr>
+        <w:t>Тро́йце</w:t>
+      </w:r>
+      <w:r>
+        <w:rPr>
+          <w:rFonts w:ascii="Times New Roman" w:hAnsi="Times New Roman"/>
+          <w:sz w:val="24"/>
+        </w:rPr>
+        <w:t xml:space="preserve">, </w:t>
+      </w:r>
+      <w:r>
+        <w:rPr>
+          <w:rFonts w:ascii="Times New Roman" w:hAnsi="Times New Roman"/>
+          <w:sz w:val="24"/>
+        </w:rPr>
+        <w:t>поми́луй</w:t>
+      </w:r>
+      <w:r>
+        <w:rPr>
+          <w:rFonts w:ascii="Times New Roman" w:hAnsi="Times New Roman"/>
+          <w:sz w:val="24"/>
+        </w:rPr>
+        <w:t xml:space="preserve"> нас; </w:t>
+      </w:r>
+      <w:r>
+        <w:rPr>
+          <w:rFonts w:ascii="Times New Roman" w:hAnsi="Times New Roman"/>
+          <w:sz w:val="24"/>
+        </w:rPr>
+        <w:t>Го́споди</w:t>
+      </w:r>
+      <w:r>
+        <w:rPr>
+          <w:rFonts w:ascii="Times New Roman" w:hAnsi="Times New Roman"/>
+          <w:sz w:val="24"/>
+        </w:rPr>
+        <w:t xml:space="preserve">, </w:t>
+      </w:r>
+      <w:r>
+        <w:rPr>
+          <w:rFonts w:ascii="Times New Roman" w:hAnsi="Times New Roman"/>
+          <w:sz w:val="24"/>
+        </w:rPr>
+        <w:t>очи́сти</w:t>
+      </w:r>
+      <w:r>
+        <w:rPr>
+          <w:rFonts w:ascii="Times New Roman" w:hAnsi="Times New Roman"/>
+          <w:sz w:val="24"/>
+        </w:rPr>
+        <w:t xml:space="preserve"> гріхи́ </w:t>
+      </w:r>
+      <w:r>
+        <w:rPr>
+          <w:rFonts w:ascii="Times New Roman" w:hAnsi="Times New Roman"/>
+          <w:sz w:val="24"/>
+        </w:rPr>
+        <w:t>на́ші</w:t>
+      </w:r>
+      <w:r>
+        <w:rPr>
+          <w:rFonts w:ascii="Times New Roman" w:hAnsi="Times New Roman"/>
+          <w:sz w:val="24"/>
+        </w:rPr>
+        <w:t xml:space="preserve">; </w:t>
+      </w:r>
+      <w:r>
+        <w:rPr>
+          <w:rFonts w:ascii="Times New Roman" w:hAnsi="Times New Roman"/>
+          <w:sz w:val="24"/>
+        </w:rPr>
+        <w:t>Влади́ко</w:t>
+      </w:r>
+      <w:r>
+        <w:rPr>
+          <w:rFonts w:ascii="Times New Roman" w:hAnsi="Times New Roman"/>
+          <w:sz w:val="24"/>
+        </w:rPr>
+        <w:t xml:space="preserve">, прости́ </w:t>
+      </w:r>
+      <w:r>
+        <w:rPr>
+          <w:rFonts w:ascii="Times New Roman" w:hAnsi="Times New Roman"/>
+          <w:sz w:val="24"/>
+        </w:rPr>
+        <w:t>беззако́ння</w:t>
+      </w:r>
+      <w:r>
+        <w:rPr>
+          <w:rFonts w:ascii="Times New Roman" w:hAnsi="Times New Roman"/>
+          <w:sz w:val="24"/>
+        </w:rPr>
+        <w:t xml:space="preserve"> </w:t>
+      </w:r>
+      <w:r>
+        <w:rPr>
+          <w:rFonts w:ascii="Times New Roman" w:hAnsi="Times New Roman"/>
+          <w:sz w:val="24"/>
+        </w:rPr>
+        <w:t>на́ші</w:t>
+      </w:r>
+      <w:r>
+        <w:rPr>
+          <w:rFonts w:ascii="Times New Roman" w:hAnsi="Times New Roman"/>
+          <w:sz w:val="24"/>
+        </w:rPr>
+        <w:t xml:space="preserve">; </w:t>
+      </w:r>
+      <w:r>
+        <w:rPr>
+          <w:rFonts w:ascii="Times New Roman" w:hAnsi="Times New Roman"/>
+          <w:sz w:val="24"/>
+        </w:rPr>
+        <w:t>Святи́й</w:t>
+      </w:r>
+      <w:r>
+        <w:rPr>
+          <w:rFonts w:ascii="Times New Roman" w:hAnsi="Times New Roman"/>
+          <w:sz w:val="24"/>
+        </w:rPr>
+        <w:t xml:space="preserve">, </w:t>
+      </w:r>
+      <w:r>
+        <w:rPr>
+          <w:rFonts w:ascii="Times New Roman" w:hAnsi="Times New Roman"/>
+          <w:sz w:val="24"/>
+        </w:rPr>
+        <w:t>завіта́й</w:t>
+      </w:r>
+      <w:r>
+        <w:rPr>
+          <w:rFonts w:ascii="Times New Roman" w:hAnsi="Times New Roman"/>
+          <w:sz w:val="24"/>
+        </w:rPr>
+        <w:t xml:space="preserve"> і зціли́ </w:t>
+      </w:r>
+      <w:r>
+        <w:rPr>
+          <w:rFonts w:ascii="Times New Roman" w:hAnsi="Times New Roman"/>
+          <w:sz w:val="24"/>
+        </w:rPr>
+        <w:t>не́мочі</w:t>
+      </w:r>
+      <w:r>
+        <w:rPr>
+          <w:rFonts w:ascii="Times New Roman" w:hAnsi="Times New Roman"/>
+          <w:sz w:val="24"/>
+        </w:rPr>
+        <w:t xml:space="preserve"> </w:t>
+      </w:r>
+      <w:r>
+        <w:rPr>
+          <w:rFonts w:ascii="Times New Roman" w:hAnsi="Times New Roman"/>
+          <w:sz w:val="24"/>
+        </w:rPr>
+        <w:t>на́ші</w:t>
+      </w:r>
+      <w:r>
+        <w:rPr>
+          <w:rFonts w:ascii="Times New Roman" w:hAnsi="Times New Roman"/>
+          <w:sz w:val="24"/>
+        </w:rPr>
+        <w:t xml:space="preserve">, </w:t>
+      </w:r>
+      <w:r>
+        <w:rPr>
+          <w:rFonts w:ascii="Times New Roman" w:hAnsi="Times New Roman"/>
+          <w:sz w:val="24"/>
+        </w:rPr>
+        <w:t>І́мени</w:t>
+      </w:r>
+      <w:r>
+        <w:rPr>
+          <w:rFonts w:ascii="Times New Roman" w:hAnsi="Times New Roman"/>
+          <w:sz w:val="24"/>
+        </w:rPr>
+        <w:t xml:space="preserve"> Твого́ </w:t>
+      </w:r>
+      <w:r>
+        <w:rPr>
+          <w:rFonts w:ascii="Times New Roman" w:hAnsi="Times New Roman"/>
+          <w:sz w:val="24"/>
+        </w:rPr>
+        <w:t>ра́ди</w:t>
+      </w:r>
+      <w:r>
+        <w:rPr>
+          <w:rFonts w:ascii="Times New Roman" w:hAnsi="Times New Roman"/>
+          <w:sz w:val="24"/>
+        </w:rPr>
+        <w:t>.</w:t>
+      </w:r>
+    </w:p>
+    <w:p>
+      <w:pPr>
+        <w:pStyle w:val="a"/>
+        <w:spacing w:after="120"/>
+      </w:pPr>
+      <w:r>
+        <w:rPr>
+          <w:rFonts w:ascii="Times New Roman" w:hAnsi="Times New Roman"/>
+          <w:sz w:val="24"/>
+        </w:rPr>
+        <w:t>Го́споди</w:t>
+      </w:r>
+      <w:r>
+        <w:rPr>
+          <w:rFonts w:ascii="Times New Roman" w:hAnsi="Times New Roman"/>
+          <w:sz w:val="24"/>
+        </w:rPr>
+        <w:t xml:space="preserve">, </w:t>
+      </w:r>
+      <w:r>
+        <w:rPr>
+          <w:rFonts w:ascii="Times New Roman" w:hAnsi="Times New Roman"/>
+          <w:sz w:val="24"/>
+        </w:rPr>
+        <w:t>поми́луй</w:t>
+      </w:r>
+      <w:r>
+        <w:rPr>
+          <w:rFonts w:ascii="Times New Roman" w:hAnsi="Times New Roman"/>
+          <w:sz w:val="24"/>
+        </w:rPr>
+        <w:t>. (3)</w:t>
+      </w:r>
+    </w:p>
+    <w:p>
+      <w:pPr>
+        <w:pStyle w:val="a"/>
+        <w:spacing w:after="120"/>
+      </w:pPr>
+      <w:r>
+        <w:rPr>
+          <w:rFonts w:ascii="Times New Roman" w:hAnsi="Times New Roman"/>
+          <w:sz w:val="24"/>
+        </w:rPr>
+        <w:t>Сла́ва</w:t>
+      </w:r>
+      <w:r>
+        <w:rPr>
+          <w:rFonts w:ascii="Times New Roman" w:hAnsi="Times New Roman"/>
+          <w:sz w:val="24"/>
+        </w:rPr>
+        <w:t xml:space="preserve"> Отцю́, і </w:t>
+      </w:r>
+      <w:r>
+        <w:rPr>
+          <w:rFonts w:ascii="Times New Roman" w:hAnsi="Times New Roman"/>
+          <w:sz w:val="24"/>
+        </w:rPr>
+        <w:t>Си́ну</w:t>
+      </w:r>
+      <w:r>
+        <w:rPr>
+          <w:rFonts w:ascii="Times New Roman" w:hAnsi="Times New Roman"/>
+          <w:sz w:val="24"/>
+        </w:rPr>
+        <w:t xml:space="preserve">, і </w:t>
+      </w:r>
+      <w:r>
+        <w:rPr>
+          <w:rFonts w:ascii="Times New Roman" w:hAnsi="Times New Roman"/>
+          <w:sz w:val="24"/>
+        </w:rPr>
+        <w:t>Свято́му</w:t>
+      </w:r>
+      <w:r>
+        <w:rPr>
+          <w:rFonts w:ascii="Times New Roman" w:hAnsi="Times New Roman"/>
+          <w:sz w:val="24"/>
+        </w:rPr>
+        <w:t xml:space="preserve"> </w:t>
+      </w:r>
+      <w:r>
+        <w:rPr>
+          <w:rFonts w:ascii="Times New Roman" w:hAnsi="Times New Roman"/>
+          <w:sz w:val="24"/>
+        </w:rPr>
+        <w:t>Ду́хові</w:t>
+      </w:r>
+      <w:r>
+        <w:rPr>
+          <w:rFonts w:ascii="Times New Roman" w:hAnsi="Times New Roman"/>
+          <w:sz w:val="24"/>
+        </w:rPr>
+        <w:t xml:space="preserve">,* і </w:t>
+      </w:r>
+      <w:r>
+        <w:rPr>
+          <w:rFonts w:ascii="Times New Roman" w:hAnsi="Times New Roman"/>
+          <w:sz w:val="24"/>
+        </w:rPr>
+        <w:t>ни́ні</w:t>
+      </w:r>
+      <w:r>
+        <w:rPr>
+          <w:rFonts w:ascii="Times New Roman" w:hAnsi="Times New Roman"/>
+          <w:sz w:val="24"/>
+        </w:rPr>
+        <w:t xml:space="preserve">, і </w:t>
+      </w:r>
+      <w:r>
+        <w:rPr>
+          <w:rFonts w:ascii="Times New Roman" w:hAnsi="Times New Roman"/>
+          <w:sz w:val="24"/>
+        </w:rPr>
+        <w:t>повсякча́с</w:t>
+      </w:r>
+      <w:r>
+        <w:rPr>
+          <w:rFonts w:ascii="Times New Roman" w:hAnsi="Times New Roman"/>
+          <w:sz w:val="24"/>
+        </w:rPr>
+        <w:t xml:space="preserve">, і на </w:t>
+      </w:r>
+      <w:r>
+        <w:rPr>
+          <w:rFonts w:ascii="Times New Roman" w:hAnsi="Times New Roman"/>
+          <w:sz w:val="24"/>
+        </w:rPr>
+        <w:t>ві́ки</w:t>
+      </w:r>
+      <w:r>
+        <w:rPr>
+          <w:rFonts w:ascii="Times New Roman" w:hAnsi="Times New Roman"/>
+          <w:sz w:val="24"/>
+        </w:rPr>
+        <w:t xml:space="preserve"> </w:t>
+      </w:r>
+      <w:r>
+        <w:rPr>
+          <w:rFonts w:ascii="Times New Roman" w:hAnsi="Times New Roman"/>
+          <w:sz w:val="24"/>
+        </w:rPr>
+        <w:t>вікі́в</w:t>
+      </w:r>
+      <w:r>
+        <w:rPr>
+          <w:rFonts w:ascii="Times New Roman" w:hAnsi="Times New Roman"/>
+          <w:sz w:val="24"/>
+        </w:rPr>
+        <w:t xml:space="preserve">. </w:t>
+      </w:r>
+      <w:r>
+        <w:rPr>
+          <w:rFonts w:ascii="Times New Roman" w:hAnsi="Times New Roman"/>
+          <w:sz w:val="24"/>
+        </w:rPr>
+        <w:t>Амі́нь</w:t>
+      </w:r>
+      <w:r>
+        <w:rPr>
+          <w:rFonts w:ascii="Times New Roman" w:hAnsi="Times New Roman"/>
+          <w:sz w:val="24"/>
+        </w:rPr>
+        <w:t>.</w:t>
+      </w:r>
+    </w:p>
+    <w:p>
+      <w:pPr>
+        <w:pStyle w:val="a"/>
+        <w:spacing w:after="120"/>
+      </w:pPr>
+      <w:r>
+        <w:rPr>
+          <w:rFonts w:ascii="Times New Roman" w:hAnsi="Times New Roman"/>
+          <w:sz w:val="24"/>
+        </w:rPr>
+        <w:t>О́тче</w:t>
+      </w:r>
+      <w:r>
+        <w:rPr>
+          <w:rFonts w:ascii="Times New Roman" w:hAnsi="Times New Roman"/>
+          <w:sz w:val="24"/>
+        </w:rPr>
+        <w:t xml:space="preserve"> наш, що єси́ на </w:t>
+      </w:r>
+      <w:r>
+        <w:rPr>
+          <w:rFonts w:ascii="Times New Roman" w:hAnsi="Times New Roman"/>
+          <w:sz w:val="24"/>
+        </w:rPr>
+        <w:t>небеса́х</w:t>
+      </w:r>
+      <w:r>
+        <w:rPr>
+          <w:rFonts w:ascii="Times New Roman" w:hAnsi="Times New Roman"/>
+          <w:sz w:val="24"/>
+        </w:rPr>
+        <w:t xml:space="preserve">,* </w:t>
+      </w:r>
+      <w:r>
+        <w:rPr>
+          <w:rFonts w:ascii="Times New Roman" w:hAnsi="Times New Roman"/>
+          <w:sz w:val="24"/>
+        </w:rPr>
+        <w:t>неха́й</w:t>
+      </w:r>
+      <w:r>
+        <w:rPr>
+          <w:rFonts w:ascii="Times New Roman" w:hAnsi="Times New Roman"/>
+          <w:sz w:val="24"/>
+        </w:rPr>
+        <w:t xml:space="preserve"> </w:t>
+      </w:r>
+      <w:r>
+        <w:rPr>
+          <w:rFonts w:ascii="Times New Roman" w:hAnsi="Times New Roman"/>
+          <w:sz w:val="24"/>
+        </w:rPr>
+        <w:t>святи́ться</w:t>
+      </w:r>
+      <w:r>
+        <w:rPr>
+          <w:rFonts w:ascii="Times New Roman" w:hAnsi="Times New Roman"/>
+          <w:sz w:val="24"/>
+        </w:rPr>
+        <w:t xml:space="preserve"> ім’я́ Твоє́,* </w:t>
+      </w:r>
+      <w:r>
+        <w:rPr>
+          <w:rFonts w:ascii="Times New Roman" w:hAnsi="Times New Roman"/>
+          <w:sz w:val="24"/>
+        </w:rPr>
+        <w:t>неха́й</w:t>
+      </w:r>
+      <w:r>
+        <w:rPr>
+          <w:rFonts w:ascii="Times New Roman" w:hAnsi="Times New Roman"/>
+          <w:sz w:val="24"/>
+        </w:rPr>
+        <w:t xml:space="preserve"> </w:t>
+      </w:r>
+      <w:r>
+        <w:rPr>
+          <w:rFonts w:ascii="Times New Roman" w:hAnsi="Times New Roman"/>
+          <w:sz w:val="24"/>
+        </w:rPr>
+        <w:t>при́йде</w:t>
+      </w:r>
+      <w:r>
+        <w:rPr>
+          <w:rFonts w:ascii="Times New Roman" w:hAnsi="Times New Roman"/>
+          <w:sz w:val="24"/>
+        </w:rPr>
+        <w:t xml:space="preserve"> </w:t>
+      </w:r>
+      <w:r>
+        <w:rPr>
+          <w:rFonts w:ascii="Times New Roman" w:hAnsi="Times New Roman"/>
+          <w:sz w:val="24"/>
+        </w:rPr>
+        <w:t>ца́рство</w:t>
+      </w:r>
+      <w:r>
+        <w:rPr>
+          <w:rFonts w:ascii="Times New Roman" w:hAnsi="Times New Roman"/>
+          <w:sz w:val="24"/>
+        </w:rPr>
+        <w:t xml:space="preserve"> Твоє́,* </w:t>
+      </w:r>
+      <w:r>
+        <w:rPr>
+          <w:rFonts w:ascii="Times New Roman" w:hAnsi="Times New Roman"/>
+          <w:sz w:val="24"/>
+        </w:rPr>
+        <w:t>неха́й</w:t>
+      </w:r>
+      <w:r>
+        <w:rPr>
+          <w:rFonts w:ascii="Times New Roman" w:hAnsi="Times New Roman"/>
+          <w:sz w:val="24"/>
+        </w:rPr>
+        <w:t xml:space="preserve"> </w:t>
+      </w:r>
+      <w:r>
+        <w:rPr>
+          <w:rFonts w:ascii="Times New Roman" w:hAnsi="Times New Roman"/>
+          <w:sz w:val="24"/>
+        </w:rPr>
+        <w:t>бу́де</w:t>
+      </w:r>
+      <w:r>
+        <w:rPr>
+          <w:rFonts w:ascii="Times New Roman" w:hAnsi="Times New Roman"/>
+          <w:sz w:val="24"/>
+        </w:rPr>
+        <w:t xml:space="preserve"> </w:t>
+      </w:r>
+      <w:r>
+        <w:rPr>
+          <w:rFonts w:ascii="Times New Roman" w:hAnsi="Times New Roman"/>
+          <w:sz w:val="24"/>
+        </w:rPr>
+        <w:t>во́ля</w:t>
+      </w:r>
+      <w:r>
+        <w:rPr>
+          <w:rFonts w:ascii="Times New Roman" w:hAnsi="Times New Roman"/>
+          <w:sz w:val="24"/>
+        </w:rPr>
+        <w:t xml:space="preserve"> Твоя́, як на </w:t>
+      </w:r>
+      <w:r>
+        <w:rPr>
+          <w:rFonts w:ascii="Times New Roman" w:hAnsi="Times New Roman"/>
+          <w:sz w:val="24"/>
+        </w:rPr>
+        <w:t>не́бі</w:t>
+      </w:r>
+      <w:r>
+        <w:rPr>
+          <w:rFonts w:ascii="Times New Roman" w:hAnsi="Times New Roman"/>
+          <w:sz w:val="24"/>
+        </w:rPr>
+        <w:t xml:space="preserve">, так і на землі́.* Хліб наш </w:t>
+      </w:r>
+      <w:r>
+        <w:rPr>
+          <w:rFonts w:ascii="Times New Roman" w:hAnsi="Times New Roman"/>
+          <w:sz w:val="24"/>
+        </w:rPr>
+        <w:t>насу́щний</w:t>
+      </w:r>
+      <w:r>
+        <w:rPr>
+          <w:rFonts w:ascii="Times New Roman" w:hAnsi="Times New Roman"/>
+          <w:sz w:val="24"/>
+        </w:rPr>
+        <w:t xml:space="preserve"> дай нам </w:t>
+      </w:r>
+      <w:r>
+        <w:rPr>
+          <w:rFonts w:ascii="Times New Roman" w:hAnsi="Times New Roman"/>
+          <w:sz w:val="24"/>
+        </w:rPr>
+        <w:t>сього́дні</w:t>
+      </w:r>
+      <w:r>
+        <w:rPr>
+          <w:rFonts w:ascii="Times New Roman" w:hAnsi="Times New Roman"/>
+          <w:sz w:val="24"/>
+        </w:rPr>
+        <w:t xml:space="preserve">;* і прости́ нам </w:t>
+      </w:r>
+      <w:r>
+        <w:rPr>
+          <w:rFonts w:ascii="Times New Roman" w:hAnsi="Times New Roman"/>
+          <w:sz w:val="24"/>
+        </w:rPr>
+        <w:t>прови́ни</w:t>
+      </w:r>
+      <w:r>
+        <w:rPr>
+          <w:rFonts w:ascii="Times New Roman" w:hAnsi="Times New Roman"/>
+          <w:sz w:val="24"/>
+        </w:rPr>
+        <w:t xml:space="preserve"> </w:t>
+      </w:r>
+      <w:r>
+        <w:rPr>
+          <w:rFonts w:ascii="Times New Roman" w:hAnsi="Times New Roman"/>
+          <w:sz w:val="24"/>
+        </w:rPr>
+        <w:t>на́ші</w:t>
+      </w:r>
+      <w:r>
+        <w:rPr>
+          <w:rFonts w:ascii="Times New Roman" w:hAnsi="Times New Roman"/>
+          <w:sz w:val="24"/>
+        </w:rPr>
+        <w:t xml:space="preserve">,* як і ми </w:t>
+      </w:r>
+      <w:r>
+        <w:rPr>
+          <w:rFonts w:ascii="Times New Roman" w:hAnsi="Times New Roman"/>
+          <w:sz w:val="24"/>
+        </w:rPr>
+        <w:t>проща́ємо</w:t>
+      </w:r>
+      <w:r>
+        <w:rPr>
+          <w:rFonts w:ascii="Times New Roman" w:hAnsi="Times New Roman"/>
+          <w:sz w:val="24"/>
+        </w:rPr>
+        <w:t xml:space="preserve"> </w:t>
+      </w:r>
+      <w:r>
+        <w:rPr>
+          <w:rFonts w:ascii="Times New Roman" w:hAnsi="Times New Roman"/>
+          <w:sz w:val="24"/>
+        </w:rPr>
+        <w:t>винува́тцям</w:t>
+      </w:r>
+      <w:r>
+        <w:rPr>
+          <w:rFonts w:ascii="Times New Roman" w:hAnsi="Times New Roman"/>
+          <w:sz w:val="24"/>
+        </w:rPr>
+        <w:t xml:space="preserve"> </w:t>
+      </w:r>
+      <w:r>
+        <w:rPr>
+          <w:rFonts w:ascii="Times New Roman" w:hAnsi="Times New Roman"/>
+          <w:sz w:val="24"/>
+        </w:rPr>
+        <w:t>на́шим</w:t>
+      </w:r>
+      <w:r>
+        <w:rPr>
+          <w:rFonts w:ascii="Times New Roman" w:hAnsi="Times New Roman"/>
+          <w:sz w:val="24"/>
+        </w:rPr>
+        <w:t xml:space="preserve">;* і не введи́ нас у </w:t>
+      </w:r>
+      <w:r>
+        <w:rPr>
+          <w:rFonts w:ascii="Times New Roman" w:hAnsi="Times New Roman"/>
+          <w:sz w:val="24"/>
+        </w:rPr>
+        <w:t>споку́су</w:t>
+      </w:r>
+      <w:r>
+        <w:rPr>
+          <w:rFonts w:ascii="Times New Roman" w:hAnsi="Times New Roman"/>
+          <w:sz w:val="24"/>
+        </w:rPr>
+        <w:t xml:space="preserve">,* але́ </w:t>
+      </w:r>
+      <w:r>
+        <w:rPr>
+          <w:rFonts w:ascii="Times New Roman" w:hAnsi="Times New Roman"/>
+          <w:sz w:val="24"/>
+        </w:rPr>
+        <w:t>ви́зволи</w:t>
+      </w:r>
+      <w:r>
+        <w:rPr>
+          <w:rFonts w:ascii="Times New Roman" w:hAnsi="Times New Roman"/>
+          <w:sz w:val="24"/>
+        </w:rPr>
+        <w:t xml:space="preserve"> нас від </w:t>
+      </w:r>
+      <w:r>
+        <w:rPr>
+          <w:rFonts w:ascii="Times New Roman" w:hAnsi="Times New Roman"/>
+          <w:sz w:val="24"/>
+        </w:rPr>
+        <w:t>лука́вого</w:t>
+      </w:r>
+      <w:r>
+        <w:rPr>
+          <w:rFonts w:ascii="Times New Roman" w:hAnsi="Times New Roman"/>
+          <w:sz w:val="24"/>
+        </w:rPr>
+        <w:t>.</w:t>
       </w:r>
     </w:p>
     <w:p>
@@ -8556,17 +9871,45 @@
       </w:pPr>
       <w:r>
         <w:rPr>
-          <w:rFonts w:ascii="Times New Roman" w:hAnsi="Times New Roman" w:cs="Times New Roman"/>
-          <w:i/>
-          <w:color w:val="FF0000"/>
-          <w:sz w:val="24"/>
-          <w:szCs w:val="24"/>
-          <w:lang w:val="ru-MD"/>
+          <w:rFonts w:ascii="Times New Roman" w:hAnsi="Times New Roman"/>
+          <w:i/>
+          <w:color w:val="FF4400"/>
+          <w:sz w:val="24"/>
         </w:rPr>
         <w:t>Священик:</w:t>
       </w:r>
       <w:r>
         <w:rPr>
+          <w:rFonts w:ascii="Times New Roman" w:hAnsi="Times New Roman"/>
+          <w:sz w:val="24"/>
+        </w:rPr>
+        <w:t xml:space="preserve"> Благословенний Христос, Бог наш, завжди, нині і повсякчас, і на віки віків.</w:t>
+      </w:r>
+    </w:p>
+    <w:p>
+      <w:pPr>
+        <w:spacing w:after="120"/>
+        <w:jc w:val="both"/>
+        <w:rPr>
+          <w:rFonts w:ascii="Times New Roman" w:hAnsi="Times New Roman" w:cs="Times New Roman"/>
+          <w:sz w:val="24"/>
+          <w:szCs w:val="24"/>
+          <w:lang w:val="ru-MD"/>
+        </w:rPr>
+      </w:pPr>
+      <w:r>
+        <w:rPr>
+          <w:rFonts w:ascii="Times New Roman" w:hAnsi="Times New Roman" w:cs="Times New Roman"/>
+          <w:i/>
+          <w:color w:val="FF0000"/>
+          <w:sz w:val="24"/>
+          <w:szCs w:val="24"/>
+          <w:lang w:val="ru-MD"/>
+        </w:rPr>
+        <w:t>Вірні:</w:t>
+      </w:r>
+      <w:r>
+        <w:rPr>
           <w:rFonts w:ascii="Times New Roman" w:hAnsi="Times New Roman" w:cs="Times New Roman"/>
           <w:color w:val="FF0000"/>
           <w:sz w:val="24"/>
@@ -8582,7 +9925,35 @@
           <w:szCs w:val="24"/>
           <w:lang w:val="ru-MD"/>
         </w:rPr>
-        <w:t>Благословенний Христос, Бог наш, завжди, нині і повсякчас, і на віки віків.</w:t>
+        <w:t>Амінь. Утверди, Боже, святу православну віру на віки віків.</w:t>
+      </w:r>
+    </w:p>
+    <w:p>
+      <w:pPr>
+        <w:spacing w:after="120"/>
+        <w:jc w:val="both"/>
+        <w:rPr>
+          <w:rFonts w:ascii="Times New Roman" w:hAnsi="Times New Roman" w:cs="Times New Roman"/>
+          <w:sz w:val="24"/>
+          <w:szCs w:val="24"/>
+          <w:lang w:val="ru-MD"/>
+        </w:rPr>
+      </w:pPr>
+      <w:r>
+        <w:rPr>
+          <w:rFonts w:ascii="Times New Roman" w:hAnsi="Times New Roman"/>
+          <w:i/>
+          <w:color w:val="FF4400"/>
+          <w:sz w:val="24"/>
+        </w:rPr>
+        <w:t>Священик:</w:t>
+      </w:r>
+      <w:r>
+        <w:rPr>
+          <w:rFonts w:ascii="Times New Roman" w:hAnsi="Times New Roman"/>
+          <w:sz w:val="24"/>
+        </w:rPr>
+        <w:t xml:space="preserve"> Пресвята Богородице, спаси нас.</w:t>
       </w:r>
     </w:p>
     <w:p>
@@ -8610,300 +9981,156 @@
       <w:r>
         <w:rPr>
           <w:rFonts w:ascii="Times New Roman" w:hAnsi="Times New Roman" w:cs="Times New Roman"/>
-          <w:color w:val="FF0000"/>
-          <w:sz w:val="24"/>
-          <w:szCs w:val="24"/>
-          <w:lang w:val="ru-MD"/>
+          <w:sz w:val="24"/>
+          <w:szCs w:val="24"/>
+          <w:lang w:val="ru-MD"/>
+        </w:rPr>
+        <w:t xml:space="preserve"> Чеснішу від херувимів і незрівнянно славнішу від серафимів, що без зотління Бога Слово породила, сущу Богородицю, тебе величаємо.</w:t>
+      </w:r>
+    </w:p>
+    <w:p>
+      <w:pPr>
+        <w:spacing w:after="120"/>
+        <w:jc w:val="both"/>
+        <w:rPr>
+          <w:rFonts w:ascii="Times New Roman" w:hAnsi="Times New Roman" w:cs="Times New Roman"/>
+          <w:sz w:val="24"/>
+          <w:szCs w:val="24"/>
+          <w:lang w:val="ru-MD"/>
+        </w:rPr>
+      </w:pPr>
+      <w:r>
+        <w:rPr>
+          <w:rFonts w:ascii="Times New Roman" w:hAnsi="Times New Roman"/>
+          <w:i/>
+          <w:color w:val="FF4400"/>
+          <w:sz w:val="24"/>
+        </w:rPr>
+        <w:t>Священик:</w:t>
+      </w:r>
+      <w:r>
+        <w:rPr>
+          <w:rFonts w:ascii="Times New Roman" w:hAnsi="Times New Roman"/>
+          <w:sz w:val="24"/>
+        </w:rPr>
+        <w:t xml:space="preserve"> Слава тобі, Христе Боже, надіє наша, слава тобі!</w:t>
+      </w:r>
+    </w:p>
+    <w:p>
+      <w:pPr>
+        <w:spacing w:after="120"/>
+        <w:jc w:val="both"/>
+        <w:rPr>
+          <w:rFonts w:ascii="Times New Roman" w:hAnsi="Times New Roman" w:cs="Times New Roman"/>
+          <w:sz w:val="24"/>
+          <w:szCs w:val="24"/>
+          <w:lang w:val="ru-MD"/>
+        </w:rPr>
+      </w:pPr>
+      <w:r>
+        <w:rPr>
+          <w:rFonts w:ascii="Times New Roman" w:hAnsi="Times New Roman" w:cs="Times New Roman"/>
+          <w:i/>
+          <w:color w:val="FF0000"/>
+          <w:sz w:val="24"/>
+          <w:szCs w:val="24"/>
+          <w:lang w:val="ru-MD"/>
+        </w:rPr>
+        <w:t>Вірні:</w:t>
+      </w:r>
+      <w:r>
+        <w:rPr>
+          <w:rFonts w:ascii="Times New Roman" w:hAnsi="Times New Roman" w:cs="Times New Roman"/>
+          <w:sz w:val="24"/>
+          <w:szCs w:val="24"/>
+          <w:lang w:val="ru-MD"/>
+        </w:rPr>
+        <w:t xml:space="preserve"> Слава Отцю і Сину, і Святому Духові, і нині і повсякчас, і на віки віків. Амінь. Господи, помилуй </w:t>
+      </w:r>
+      <w:r>
+        <w:rPr>
+          <w:rFonts w:ascii="Times New Roman" w:hAnsi="Times New Roman" w:cs="Times New Roman"/>
+          <w:i/>
+          <w:color w:val="FF0000"/>
+          <w:sz w:val="24"/>
+          <w:szCs w:val="24"/>
+          <w:lang w:val="ru-MD"/>
+        </w:rPr>
+        <w:t>(3</w:t>
+      </w:r>
+      <w:r>
+        <w:rPr>
+          <w:rFonts w:ascii="Times New Roman" w:hAnsi="Times New Roman" w:cs="Times New Roman"/>
+          <w:i/>
+          <w:color w:val="FF0000"/>
+          <w:sz w:val="24"/>
+          <w:szCs w:val="24"/>
         </w:rPr>
         <w:t xml:space="preserve"> </w:t>
       </w:r>
       <w:r>
         <w:rPr>
           <w:rFonts w:ascii="Times New Roman" w:hAnsi="Times New Roman" w:cs="Times New Roman"/>
-          <w:sz w:val="24"/>
-          <w:szCs w:val="24"/>
-          <w:lang w:val="ru-MD"/>
-        </w:rPr>
-        <w:t>Амінь. Утверди, Боже, святу православну віру на віки віків.</w:t>
-      </w:r>
-    </w:p>
-    <w:p>
-      <w:pPr>
-        <w:spacing w:after="120"/>
-        <w:jc w:val="both"/>
-        <w:rPr>
-          <w:rFonts w:ascii="Times New Roman" w:hAnsi="Times New Roman" w:cs="Times New Roman"/>
-          <w:sz w:val="24"/>
-          <w:szCs w:val="24"/>
-          <w:lang w:val="ru-MD"/>
-        </w:rPr>
-      </w:pPr>
-      <w:r>
-        <w:rPr>
-          <w:rFonts w:ascii="Times New Roman" w:hAnsi="Times New Roman" w:cs="Times New Roman"/>
-          <w:i/>
-          <w:color w:val="FF0000"/>
-          <w:sz w:val="24"/>
-          <w:szCs w:val="24"/>
-          <w:lang w:val="ru-MD"/>
+          <w:i/>
+          <w:color w:val="FF0000"/>
+          <w:sz w:val="24"/>
+          <w:szCs w:val="24"/>
+          <w:lang w:val="ru-MD"/>
+        </w:rPr>
+        <w:t>р.)</w:t>
+      </w:r>
+      <w:r>
+        <w:rPr>
+          <w:rFonts w:ascii="Times New Roman" w:hAnsi="Times New Roman" w:cs="Times New Roman"/>
+          <w:i/>
+          <w:sz w:val="24"/>
+          <w:szCs w:val="24"/>
+          <w:lang w:val="ru-MD"/>
+        </w:rPr>
+        <w:t>.</w:t>
+      </w:r>
+      <w:r>
+        <w:rPr>
+          <w:rFonts w:ascii="Times New Roman" w:hAnsi="Times New Roman" w:cs="Times New Roman"/>
+          <w:sz w:val="24"/>
+          <w:szCs w:val="24"/>
+          <w:lang w:val="ru-MD"/>
+        </w:rPr>
+        <w:t xml:space="preserve"> Благослови.</w:t>
+      </w:r>
+    </w:p>
+    <w:p>
+      <w:r>
+        <w:rPr>
+          <w:rFonts w:ascii="Times New Roman" w:hAnsi="Times New Roman"/>
+          <w:i/>
+          <w:color w:val="FF4400"/>
+          <w:sz w:val="24"/>
         </w:rPr>
         <w:t>Священик:</w:t>
       </w:r>
       <w:r>
         <w:rPr>
-          <w:rFonts w:ascii="Times New Roman" w:hAnsi="Times New Roman" w:cs="Times New Roman"/>
-          <w:color w:val="FF0000"/>
-          <w:sz w:val="24"/>
-          <w:szCs w:val="24"/>
-          <w:lang w:val="ru-MD"/>
-        </w:rPr>
-        <w:t xml:space="preserve"> </w:t>
-      </w:r>
-      <w:r>
-        <w:rPr>
-          <w:rFonts w:ascii="Times New Roman" w:hAnsi="Times New Roman" w:cs="Times New Roman"/>
-          <w:sz w:val="24"/>
-          <w:szCs w:val="24"/>
-          <w:lang w:val="ru-MD"/>
-        </w:rPr>
-        <w:t>Пресвята Богородице, спаси нас.</w:t>
-      </w:r>
-    </w:p>
-    <w:p>
-      <w:pPr>
-        <w:spacing w:after="120"/>
-        <w:jc w:val="both"/>
-        <w:rPr>
-          <w:rFonts w:ascii="Times New Roman" w:hAnsi="Times New Roman" w:cs="Times New Roman"/>
-          <w:sz w:val="24"/>
-          <w:szCs w:val="24"/>
-          <w:lang w:val="ru-MD"/>
-        </w:rPr>
-      </w:pPr>
-      <w:r>
-        <w:rPr>
-          <w:rFonts w:ascii="Times New Roman" w:hAnsi="Times New Roman" w:cs="Times New Roman"/>
-          <w:i/>
-          <w:color w:val="FF0000"/>
-          <w:sz w:val="24"/>
-          <w:szCs w:val="24"/>
-          <w:lang w:val="ru-MD"/>
-        </w:rPr>
-        <w:t>Вірні:</w:t>
-      </w:r>
-      <w:r>
-        <w:rPr>
-          <w:rFonts w:ascii="Times New Roman" w:hAnsi="Times New Roman" w:cs="Times New Roman"/>
-          <w:sz w:val="24"/>
-          <w:szCs w:val="24"/>
-          <w:lang w:val="ru-MD"/>
-        </w:rPr>
-        <w:t xml:space="preserve"> Чеснішу від херувимів і незрівнянно славнішу від серафимів, що без зотління Бога Слово породила, сущу Богородицю, тебе величаємо.</w:t>
-      </w:r>
-    </w:p>
-    <w:p>
-      <w:pPr>
-        <w:spacing w:after="120"/>
-        <w:jc w:val="both"/>
-        <w:rPr>
-          <w:rFonts w:ascii="Times New Roman" w:hAnsi="Times New Roman" w:cs="Times New Roman"/>
-          <w:sz w:val="24"/>
-          <w:szCs w:val="24"/>
-          <w:lang w:val="ru-MD"/>
-        </w:rPr>
-      </w:pPr>
-      <w:r>
-        <w:rPr>
-          <w:rFonts w:ascii="Times New Roman" w:hAnsi="Times New Roman" w:cs="Times New Roman"/>
-          <w:i/>
-          <w:color w:val="FF0000"/>
-          <w:sz w:val="24"/>
-          <w:szCs w:val="24"/>
-          <w:lang w:val="ru-MD"/>
-        </w:rPr>
-        <w:t>Священик:</w:t>
-      </w:r>
-      <w:r>
-        <w:rPr>
-          <w:rFonts w:ascii="Times New Roman" w:hAnsi="Times New Roman" w:cs="Times New Roman"/>
-          <w:color w:val="FF0000"/>
-          <w:sz w:val="24"/>
-          <w:szCs w:val="24"/>
-          <w:lang w:val="ru-MD"/>
-        </w:rPr>
-        <w:t xml:space="preserve"> </w:t>
-      </w:r>
-      <w:r>
-        <w:rPr>
-          <w:rFonts w:ascii="Times New Roman" w:hAnsi="Times New Roman" w:cs="Times New Roman"/>
-          <w:sz w:val="24"/>
-          <w:szCs w:val="24"/>
-          <w:lang w:val="ru-MD"/>
-        </w:rPr>
-        <w:t>Слава тобі, Христе Боже, надіє наша, слава тобі!</w:t>
-      </w:r>
-    </w:p>
-    <w:p>
-      <w:pPr>
-        <w:spacing w:after="120"/>
-        <w:jc w:val="both"/>
-        <w:rPr>
-          <w:rFonts w:ascii="Times New Roman" w:hAnsi="Times New Roman" w:cs="Times New Roman"/>
-          <w:sz w:val="24"/>
-          <w:szCs w:val="24"/>
-          <w:lang w:val="ru-MD"/>
-        </w:rPr>
-      </w:pPr>
-      <w:r>
-        <w:rPr>
-          <w:rFonts w:ascii="Times New Roman" w:hAnsi="Times New Roman" w:cs="Times New Roman"/>
-          <w:i/>
-          <w:color w:val="FF0000"/>
-          <w:sz w:val="24"/>
-          <w:szCs w:val="24"/>
-          <w:lang w:val="ru-MD"/>
-        </w:rPr>
-        <w:t>Вірні:</w:t>
-      </w:r>
-      <w:r>
-        <w:rPr>
-          <w:rFonts w:ascii="Times New Roman" w:hAnsi="Times New Roman" w:cs="Times New Roman"/>
-          <w:sz w:val="24"/>
-          <w:szCs w:val="24"/>
-          <w:lang w:val="ru-MD"/>
-        </w:rPr>
-        <w:t xml:space="preserve"> Слава Отцю і Сину, і Святому Духові, і нині і повсякчас, і на віки віків. Амінь. Господи, помилуй </w:t>
-      </w:r>
-      <w:r>
-        <w:rPr>
-          <w:rFonts w:ascii="Times New Roman" w:hAnsi="Times New Roman" w:cs="Times New Roman"/>
-          <w:i/>
-          <w:color w:val="FF0000"/>
-          <w:sz w:val="24"/>
-          <w:szCs w:val="24"/>
-          <w:lang w:val="ru-MD"/>
-        </w:rPr>
-        <w:t>(3</w:t>
-      </w:r>
-      <w:r>
-        <w:rPr>
-          <w:rFonts w:ascii="Times New Roman" w:hAnsi="Times New Roman" w:cs="Times New Roman"/>
-          <w:i/>
-          <w:color w:val="FF0000"/>
-          <w:sz w:val="24"/>
-          <w:szCs w:val="24"/>
-        </w:rPr>
-        <w:t> </w:t>
-      </w:r>
-      <w:r>
-        <w:rPr>
-          <w:rFonts w:ascii="Times New Roman" w:hAnsi="Times New Roman" w:cs="Times New Roman"/>
-          <w:i/>
-          <w:color w:val="FF0000"/>
-          <w:sz w:val="24"/>
-          <w:szCs w:val="24"/>
-          <w:lang w:val="ru-MD"/>
-        </w:rPr>
-        <w:t>р.)</w:t>
-      </w:r>
-      <w:r>
-        <w:rPr>
-          <w:rFonts w:ascii="Times New Roman" w:hAnsi="Times New Roman" w:cs="Times New Roman"/>
-          <w:i/>
-          <w:sz w:val="24"/>
-          <w:szCs w:val="24"/>
-          <w:lang w:val="ru-MD"/>
-        </w:rPr>
-        <w:t>.</w:t>
-      </w:r>
-      <w:r>
-        <w:rPr>
-          <w:rFonts w:ascii="Times New Roman" w:hAnsi="Times New Roman" w:cs="Times New Roman"/>
-          <w:sz w:val="24"/>
-          <w:szCs w:val="24"/>
-          <w:lang w:val="ru-MD"/>
-        </w:rPr>
-        <w:t xml:space="preserve"> Благослови.</w:t>
-      </w:r>
-    </w:p>
-    <w:p>
-      <w:pPr>
-        <w:spacing w:after="120"/>
-        <w:jc w:val="both"/>
-        <w:rPr>
-          <w:rFonts w:ascii="Times New Roman" w:hAnsi="Times New Roman" w:cs="Times New Roman"/>
-          <w:sz w:val="24"/>
-          <w:szCs w:val="24"/>
-          <w:lang w:val="ru-MD"/>
-        </w:rPr>
-      </w:pPr>
-      <w:r>
-        <w:rPr>
-          <w:rFonts w:ascii="Times New Roman" w:hAnsi="Times New Roman" w:cs="Times New Roman"/>
-          <w:i/>
-          <w:color w:val="FF0000"/>
-          <w:sz w:val="24"/>
-          <w:szCs w:val="24"/>
-          <w:lang w:val="ru-MD"/>
-        </w:rPr>
-        <w:t>Священик:</w:t>
-      </w:r>
-      <w:r>
-        <w:rPr>
-          <w:rFonts w:ascii="Times New Roman" w:hAnsi="Times New Roman" w:cs="Times New Roman"/>
-          <w:sz w:val="24"/>
-          <w:szCs w:val="24"/>
-          <w:lang w:val="ru-MD"/>
-        </w:rPr>
-        <w:t xml:space="preserve"> Христос, що воскрес із мертвих, істинний Бог наш, молитвами пречистої своєї Матері, святих, славних і всехвальних апостолів, і святого </w:t>
-      </w:r>
-      <w:r>
-        <w:rPr>
-          <w:rFonts w:ascii="Times New Roman" w:hAnsi="Times New Roman" w:cs="Times New Roman"/>
-          <w:i/>
-          <w:color w:val="FF0000"/>
-          <w:sz w:val="24"/>
-          <w:szCs w:val="24"/>
-          <w:lang w:val="ru-MD"/>
-        </w:rPr>
-        <w:t>(ім'я, якого є храм)</w:t>
-      </w:r>
-      <w:r>
-        <w:rPr>
-          <w:rFonts w:ascii="Times New Roman" w:hAnsi="Times New Roman" w:cs="Times New Roman"/>
-          <w:sz w:val="24"/>
-          <w:szCs w:val="24"/>
-          <w:lang w:val="ru-MD"/>
-        </w:rPr>
-        <w:t>, і свят</w:t>
-      </w:r>
-      <w:r>
-        <w:rPr>
-          <w:rFonts w:ascii="Times New Roman" w:hAnsi="Times New Roman" w:cs="Times New Roman"/>
-          <w:sz w:val="24"/>
-          <w:szCs w:val="24"/>
-          <w:lang w:val="uk-UA"/>
-        </w:rPr>
-        <w:t xml:space="preserve">их </w:t>
-      </w:r>
-      <w:r>
-        <w:rPr>
-          <w:rFonts w:ascii="Times New Roman" w:eastAsia="Book Antiqua" w:hAnsi="Times New Roman" w:cs="Times New Roman"/>
-          <w:color w:val="FF0000"/>
-          <w:sz w:val="24"/>
-          <w:szCs w:val="24"/>
-          <w:lang w:val="ru-MD"/>
-        </w:rPr>
-        <w:t>сімох отроків, що в Ефесі</w:t>
-      </w:r>
-      <w:r>
-        <w:rPr>
-          <w:rFonts w:ascii="Times New Roman" w:hAnsi="Times New Roman" w:cs="Times New Roman"/>
-          <w:sz w:val="24"/>
-          <w:szCs w:val="24"/>
-          <w:lang w:val="ru-MD"/>
-        </w:rPr>
-        <w:t>, і всіх святих, помилує і спасе нас, як благий і людинолюбний.</w:t>
+          <w:rFonts w:ascii="Times New Roman" w:hAnsi="Times New Roman"/>
+          <w:sz w:val="24"/>
+        </w:rPr>
+        <w:t xml:space="preserve"> Христос, що воскрес із мертвих, істинний Бог наш - молитвами пречистої Своєї Матері, святих славних і всехвальних апостолів, святого, </w:t>
+      </w:r>
+      <w:r>
+        <w:rPr>
+          <w:rFonts w:ascii="Times New Roman" w:hAnsi="Times New Roman"/>
+          <w:i/>
+          <w:color w:val="FF4400"/>
+          <w:sz w:val="24"/>
+        </w:rPr>
+        <w:t>якого є храм</w:t>
+      </w:r>
+      <w:r>
+        <w:rPr>
+          <w:rFonts w:ascii="Times New Roman" w:hAnsi="Times New Roman"/>
+          <w:sz w:val="24"/>
+        </w:rPr>
+        <w:t>, святих сімох отроків, що в Ефесі, святої преподобномучениці Євдокії і всіх святих - помилує і спасе нас як благий і людинолюбний.</w:t>
       </w:r>
     </w:p>
     <w:p>
@@ -9016,7 +10243,7 @@
           <w:sz w:val="24"/>
           <w:szCs w:val="24"/>
         </w:rPr>
-        <w:t> </w:t>
+        <w:t xml:space="preserve"> </w:t>
       </w:r>
       <w:r>
         <w:rPr>
@@ -9114,33 +10341,19 @@
       </w:pPr>
       <w:r>
         <w:rPr>
-          <w:rFonts w:ascii="Times New Roman" w:hAnsi="Times New Roman" w:cs="Times New Roman"/>
-          <w:i/>
-          <w:color w:val="FF0000"/>
-          <w:sz w:val="24"/>
-          <w:szCs w:val="24"/>
-          <w:lang w:val="ru-MD"/>
-        </w:rPr>
-        <w:t>Священик</w:t>
-      </w:r>
-      <w:r>
-        <w:rPr>
-          <w:rFonts w:ascii="Times New Roman" w:hAnsi="Times New Roman" w:cs="Times New Roman"/>
-          <w:color w:val="FF0000"/>
-          <w:sz w:val="24"/>
-          <w:szCs w:val="24"/>
-          <w:lang w:val="ru-MD"/>
-        </w:rPr>
-        <w:t xml:space="preserve">: </w:t>
-      </w:r>
-      <w:r>
-        <w:rPr>
-          <w:rFonts w:ascii="Times New Roman" w:hAnsi="Times New Roman" w:cs="Times New Roman"/>
-          <w:sz w:val="24"/>
-          <w:szCs w:val="24"/>
-          <w:lang w:val="ru-MD"/>
-        </w:rPr>
-        <w:t>Слава святій, одноістотній, животворящій і нероздільній Тройці, завжди, нині і повсякчас, і на віки віків.</w:t>
+          <w:rFonts w:ascii="Times New Roman" w:hAnsi="Times New Roman"/>
+          <w:i/>
+          <w:color w:val="FF4400"/>
+          <w:sz w:val="24"/>
+        </w:rPr>
+        <w:t>Священик:</w:t>
+      </w:r>
+      <w:r>
+        <w:rPr>
+          <w:rFonts w:ascii="Times New Roman" w:hAnsi="Times New Roman"/>
+          <w:sz w:val="24"/>
+        </w:rPr>
+        <w:t xml:space="preserve"> Слава святій, одноістотній, животворящій і нероздільній Тройці, завжди, нині і повсякчас, і на віки віків.</w:t>
       </w:r>
     </w:p>
     <w:p>
@@ -9215,7 +10428,7 @@
           <w:sz w:val="24"/>
           <w:szCs w:val="24"/>
         </w:rPr>
-        <w:t> </w:t>
+        <w:t xml:space="preserve"> </w:t>
       </w:r>
       <w:r>
         <w:rPr>
@@ -9267,7 +10480,7 @@
           <w:sz w:val="24"/>
           <w:szCs w:val="24"/>
         </w:rPr>
-        <w:t>(2 р.)</w:t>
+        <w:t>(2 р.)</w:t>
       </w:r>
       <w:r>
         <w:rPr>
@@ -11752,7 +12965,7 @@
           <w:sz w:val="24"/>
           <w:szCs w:val="24"/>
         </w:rPr>
-        <w:t>(3 р.)</w:t>
+        <w:t>(3 р.)</w:t>
       </w:r>
     </w:p>
     <w:p>
@@ -11832,7 +13045,7 @@
           <w:sz w:val="24"/>
           <w:szCs w:val="24"/>
         </w:rPr>
-        <w:t>1. </w:t>
+        <w:t xml:space="preserve">1. </w:t>
       </w:r>
       <w:r>
         <w:rPr>
@@ -11883,7 +13096,7 @@
           <w:sz w:val="24"/>
           <w:szCs w:val="24"/>
         </w:rPr>
-        <w:t> </w:t>
+        <w:t xml:space="preserve"> </w:t>
       </w:r>
       <w:r>
         <w:rPr>
@@ -11924,7 +13137,7 @@
           <w:sz w:val="24"/>
           <w:szCs w:val="24"/>
         </w:rPr>
-        <w:t> </w:t>
+        <w:t xml:space="preserve"> </w:t>
       </w:r>
       <w:r>
         <w:rPr>
@@ -11985,7 +13198,7 @@
           <w:sz w:val="24"/>
           <w:szCs w:val="24"/>
         </w:rPr>
-        <w:t xml:space="preserve"> Владико, Боже святий і неосяжний, що казав із темряви світлові засіяти, що заспокоїв нас у нічному сні й підвів до величання і моління твоєї доброти! </w:t>
+        <w:t xml:space="preserve"> Владико, Боже святий і неосяжний, що казав із темряви світлові засіяти, що заспокоїв нас у нічному сні й підвів до величання і моління твоєї доброти! </w:t>
       </w:r>
       <w:r>
         <w:rPr>
@@ -12027,7 +13240,7 @@
           <w:sz w:val="24"/>
           <w:szCs w:val="24"/>
         </w:rPr>
-        <w:t> </w:t>
+        <w:t xml:space="preserve"> </w:t>
       </w:r>
       <w:r>
         <w:rPr>
@@ -12069,7 +13282,7 @@
           <w:sz w:val="24"/>
           <w:szCs w:val="24"/>
         </w:rPr>
-        <w:t> </w:t>
+        <w:t xml:space="preserve"> </w:t>
       </w:r>
       <w:r>
         <w:rPr>
@@ -12111,7 +13324,7 @@
           <w:sz w:val="24"/>
           <w:szCs w:val="24"/>
         </w:rPr>
-        <w:t> </w:t>
+        <w:t xml:space="preserve"> </w:t>
       </w:r>
       <w:r>
         <w:rPr>
@@ -12153,7 +13366,7 @@
           <w:sz w:val="24"/>
           <w:szCs w:val="24"/>
         </w:rPr>
-        <w:t> </w:t>
+        <w:t xml:space="preserve"> </w:t>
       </w:r>
       <w:r>
         <w:rPr>
@@ -12195,7 +13408,7 @@
           <w:sz w:val="24"/>
           <w:szCs w:val="24"/>
         </w:rPr>
-        <w:t> </w:t>
+        <w:t xml:space="preserve"> </w:t>
       </w:r>
       <w:r>
         <w:rPr>
@@ -12248,7 +13461,7 @@
           <w:sz w:val="24"/>
           <w:szCs w:val="24"/>
         </w:rPr>
-        <w:t> </w:t>
+        <w:t xml:space="preserve"> </w:t>
       </w:r>
       <w:r>
         <w:rPr>
@@ -12290,7 +13503,7 @@
           <w:sz w:val="24"/>
           <w:szCs w:val="24"/>
         </w:rPr>
-        <w:t> </w:t>
+        <w:t xml:space="preserve"> </w:t>
       </w:r>
       <w:r>
         <w:rPr>
@@ -15000,7 +16213,7 @@
           <w:sz w:val="24"/>
           <w:szCs w:val="24"/>
         </w:rPr>
-        <w:t> </w:t>
+        <w:t xml:space="preserve"> </w:t>
       </w:r>
       <w:r>
         <w:rPr>
@@ -15246,43 +16459,19 @@
       </w:pPr>
       <w:r>
         <w:rPr>
-          <w:rFonts w:ascii="Times New Roman" w:hAnsi="Times New Roman" w:cs="Times New Roman"/>
-          <w:i/>
-          <w:color w:val="FF0000"/>
-          <w:sz w:val="24"/>
-          <w:szCs w:val="24"/>
-          <w:lang w:val="ru-MD"/>
+          <w:rFonts w:ascii="Times New Roman" w:hAnsi="Times New Roman"/>
+          <w:i/>
+          <w:color w:val="FF4400"/>
+          <w:sz w:val="24"/>
         </w:rPr>
         <w:t>Священик:</w:t>
       </w:r>
       <w:r>
         <w:rPr>
-          <w:rFonts w:ascii="Times New Roman" w:hAnsi="Times New Roman" w:cs="Times New Roman"/>
-          <w:i/>
-          <w:color w:val="FF0000"/>
-          <w:sz w:val="24"/>
-          <w:szCs w:val="24"/>
-        </w:rPr>
-        <w:t> </w:t>
-      </w:r>
-      <w:r>
-        <w:rPr>
-          <w:rFonts w:ascii="Times New Roman" w:hAnsi="Times New Roman" w:cs="Times New Roman"/>
-          <w:color w:val="000000"/>
-          <w:sz w:val="24"/>
-          <w:szCs w:val="24"/>
-          <w:lang w:val="ru-MD"/>
-        </w:rPr>
-        <w:t>Бо благословилося ім'я Твоє і прославилося царство Твоє, Отця, і Сина, і Святого Духа</w:t>
-      </w:r>
-      <w:r>
-        <w:rPr>
-          <w:rFonts w:ascii="Times New Roman" w:hAnsi="Times New Roman" w:cs="Times New Roman"/>
-          <w:sz w:val="24"/>
-          <w:szCs w:val="24"/>
-          <w:lang w:val="ru-MD"/>
-        </w:rPr>
-        <w:t>, нині і повсякчас, і на віки віків.</w:t>
+          <w:rFonts w:ascii="Times New Roman" w:hAnsi="Times New Roman"/>
+          <w:sz w:val="24"/>
+        </w:rPr>
+        <w:t xml:space="preserve"> Бо благословилося ім'я Твоє і прославилося царство Твоє, Отця, і Сина, і Святого Духа, нині і повсякчас, і на віки віків.</w:t>
       </w:r>
     </w:p>
     <w:p>
@@ -15893,21 +17082,17 @@
       </w:pPr>
       <w:r>
         <w:rPr>
-          <w:rFonts w:ascii="Times New Roman" w:hAnsi="Times New Roman" w:cs="Times New Roman"/>
-          <w:i/>
-          <w:color w:val="FF0000"/>
-          <w:sz w:val="24"/>
-          <w:szCs w:val="24"/>
-          <w:lang w:val="ru-MD"/>
+          <w:rFonts w:ascii="Times New Roman" w:hAnsi="Times New Roman"/>
+          <w:i/>
+          <w:color w:val="FF4400"/>
+          <w:sz w:val="24"/>
         </w:rPr>
         <w:t>Священик:</w:t>
       </w:r>
       <w:r>
         <w:rPr>
-          <w:rFonts w:ascii="Times New Roman" w:hAnsi="Times New Roman" w:cs="Times New Roman"/>
-          <w:sz w:val="24"/>
-          <w:szCs w:val="24"/>
-          <w:lang w:val="ru-MD"/>
+          <w:rFonts w:ascii="Times New Roman" w:hAnsi="Times New Roman"/>
+          <w:sz w:val="24"/>
         </w:rPr>
         <w:t xml:space="preserve"> Мир всім.</w:t>
       </w:r>
@@ -16174,18 +17359,15 @@
     </w:p>
     <w:p>
       <w:pPr>
-        <w:spacing w:after="120"/>
-        <w:rPr>
-          <w:lang w:val="ru-MD"/>
-        </w:rPr>
-      </w:pPr>
-      <w:r>
-        <w:rPr>
-          <w:rFonts w:ascii="Times New Roman" w:hAnsi="Times New Roman"/>
-          <w:i/>
-          <w:color w:val="FF0000"/>
-          <w:sz w:val="24"/>
-          <w:lang w:val="ru-MD"/>
+        <w:pStyle w:val="a"/>
+        <w:spacing w:after="120"/>
+      </w:pPr>
+      <w:r>
+        <w:rPr>
+          <w:rFonts w:ascii="Times New Roman" w:hAnsi="Times New Roman"/>
+          <w:i/>
+          <w:color w:val="FF0000"/>
+          <w:sz w:val="24"/>
         </w:rPr>
         <w:t>Священик:</w:t>
       </w:r>
@@ -16194,7 +17376,6 @@
           <w:rFonts w:ascii="Times New Roman" w:hAnsi="Times New Roman"/>
           <w:color w:val="000000"/>
           <w:sz w:val="24"/>
-          <w:lang w:val="ru-MD"/>
         </w:rPr>
         <w:t xml:space="preserve"> Бо Ти святий єси, Боже наш, і в святині перебуваєш, і ми Тобі славу віддаємо: Отцю, і Сину, і Святому Духові, нині і повсякчас, і на віки віків.</w:t>
       </w:r>
@@ -16472,7 +17653,7 @@
           <w:sz w:val="24"/>
           <w:szCs w:val="24"/>
         </w:rPr>
-        <w:t> </w:t>
+        <w:t xml:space="preserve"> </w:t>
       </w:r>
       <w:r>
         <w:rPr>
@@ -16530,33 +17711,19 @@
       </w:pPr>
       <w:r>
         <w:rPr>
-          <w:rFonts w:ascii="Times New Roman" w:hAnsi="Times New Roman" w:cs="Times New Roman"/>
-          <w:i/>
-          <w:color w:val="FF0000"/>
-          <w:sz w:val="24"/>
-          <w:szCs w:val="24"/>
-          <w:lang w:val="ru-MD"/>
+          <w:rFonts w:ascii="Times New Roman" w:hAnsi="Times New Roman"/>
+          <w:i/>
+          <w:color w:val="FF4400"/>
+          <w:sz w:val="24"/>
         </w:rPr>
         <w:t>Священик:</w:t>
       </w:r>
       <w:r>
         <w:rPr>
-          <w:rFonts w:ascii="Times New Roman" w:hAnsi="Times New Roman" w:cs="Times New Roman"/>
-          <w:color w:val="FF0000"/>
-          <w:sz w:val="24"/>
-          <w:szCs w:val="24"/>
-          <w:lang w:val="ru-MD"/>
-        </w:rPr>
-        <w:t xml:space="preserve"> </w:t>
-      </w:r>
-      <w:r>
-        <w:rPr>
-          <w:rFonts w:ascii="Times New Roman" w:hAnsi="Times New Roman" w:cs="Times New Roman"/>
-          <w:sz w:val="24"/>
-          <w:szCs w:val="24"/>
-          <w:lang w:val="ru-MD"/>
-        </w:rPr>
-        <w:t>Мир всім!</w:t>
+          <w:rFonts w:ascii="Times New Roman" w:hAnsi="Times New Roman"/>
+          <w:sz w:val="24"/>
+        </w:rPr>
+        <w:t xml:space="preserve"> Мир всім!</w:t>
       </w:r>
     </w:p>
     <w:p>
@@ -16604,53 +17771,19 @@
       </w:pPr>
       <w:r>
         <w:rPr>
-          <w:rFonts w:ascii="Times New Roman" w:hAnsi="Times New Roman" w:cs="Times New Roman"/>
-          <w:i/>
-          <w:color w:val="FF0000"/>
-          <w:sz w:val="24"/>
-          <w:szCs w:val="24"/>
-          <w:lang w:val="ru-MD"/>
+          <w:rFonts w:ascii="Times New Roman" w:hAnsi="Times New Roman"/>
+          <w:i/>
+          <w:color w:val="FF4400"/>
+          <w:sz w:val="24"/>
         </w:rPr>
         <w:t>Священик:</w:t>
       </w:r>
       <w:r>
         <w:rPr>
-          <w:rFonts w:ascii="Times New Roman" w:hAnsi="Times New Roman" w:cs="Times New Roman"/>
-          <w:color w:val="FF0000"/>
-          <w:sz w:val="24"/>
-          <w:szCs w:val="24"/>
-          <w:lang w:val="ru-MD"/>
-        </w:rPr>
-        <w:t xml:space="preserve"> </w:t>
-      </w:r>
-      <w:r>
-        <w:rPr>
-          <w:rFonts w:ascii="Times New Roman" w:hAnsi="Times New Roman" w:cs="Times New Roman"/>
-          <w:sz w:val="24"/>
-          <w:szCs w:val="24"/>
-          <w:lang w:val="ru-MD"/>
-        </w:rPr>
-        <w:t xml:space="preserve">Від </w:t>
-      </w:r>
-      <w:r>
-        <w:rPr>
-          <w:rFonts w:ascii="Times New Roman" w:hAnsi="Times New Roman" w:cs="Times New Roman"/>
-          <w:i/>
-          <w:color w:val="FF0000"/>
-          <w:sz w:val="24"/>
-          <w:szCs w:val="24"/>
-          <w:lang w:val="uk-UA"/>
-        </w:rPr>
-        <w:t>Луки</w:t>
-      </w:r>
-      <w:r>
-        <w:rPr>
-          <w:rFonts w:ascii="Times New Roman" w:hAnsi="Times New Roman" w:cs="Times New Roman"/>
-          <w:sz w:val="24"/>
-          <w:szCs w:val="24"/>
-          <w:lang w:val="ru-MD"/>
-        </w:rPr>
-        <w:t xml:space="preserve"> святого Євангелія читання.</w:t>
+          <w:rFonts w:ascii="Times New Roman" w:hAnsi="Times New Roman"/>
+          <w:sz w:val="24"/>
+        </w:rPr>
+        <w:t xml:space="preserve"> Від Луки святого Євангелія читання.</w:t>
       </w:r>
     </w:p>
     <w:p>
@@ -16896,7 +18029,7 @@
           <w:sz w:val="24"/>
           <w:szCs w:val="24"/>
         </w:rPr>
-        <w:t> </w:t>
+        <w:t xml:space="preserve"> </w:t>
       </w:r>
       <w:r>
         <w:rPr>
@@ -17473,7 +18606,7 @@
           <w:sz w:val="24"/>
           <w:szCs w:val="24"/>
         </w:rPr>
-        <w:t> </w:t>
+        <w:t xml:space="preserve"> </w:t>
       </w:r>
       <w:r>
         <w:rPr>
@@ -17776,7 +18909,7 @@
           <w:sz w:val="24"/>
           <w:szCs w:val="24"/>
         </w:rPr>
-        <w:t> </w:t>
+        <w:t xml:space="preserve"> </w:t>
       </w:r>
       <w:r>
         <w:rPr>
@@ -17971,7 +19104,7 @@
           <w:sz w:val="24"/>
           <w:szCs w:val="24"/>
         </w:rPr>
-        <w:t> </w:t>
+        <w:t xml:space="preserve"> </w:t>
       </w:r>
       <w:r>
         <w:rPr>
@@ -18229,7 +19362,7 @@
           <w:sz w:val="24"/>
           <w:szCs w:val="24"/>
         </w:rPr>
-        <w:t> </w:t>
+        <w:t xml:space="preserve"> </w:t>
       </w:r>
       <w:r>
         <w:rPr>
@@ -18702,7 +19835,7 @@
           <w:sz w:val="24"/>
           <w:szCs w:val="24"/>
         </w:rPr>
-        <w:t> </w:t>
+        <w:t xml:space="preserve"> </w:t>
       </w:r>
       <w:r>
         <w:rPr>
@@ -18810,7 +19943,7 @@
           <w:sz w:val="24"/>
           <w:szCs w:val="24"/>
         </w:rPr>
-        <w:t> </w:t>
+        <w:t xml:space="preserve"> </w:t>
       </w:r>
       <w:r>
         <w:rPr>
@@ -19058,7 +20191,7 @@
           <w:sz w:val="24"/>
           <w:szCs w:val="24"/>
         </w:rPr>
-        <w:t> </w:t>
+        <w:t xml:space="preserve"> </w:t>
       </w:r>
       <w:r>
         <w:rPr>
@@ -19308,7 +20441,7 @@
           <w:sz w:val="24"/>
           <w:szCs w:val="24"/>
         </w:rPr>
-        <w:t> </w:t>
+        <w:t xml:space="preserve"> </w:t>
       </w:r>
       <w:r>
         <w:rPr>
@@ -19777,7 +20910,7 @@
           <w:sz w:val="24"/>
           <w:szCs w:val="24"/>
         </w:rPr>
-        <w:t> </w:t>
+        <w:t xml:space="preserve"> </w:t>
       </w:r>
       <w:r>
         <w:rPr>
@@ -19934,7 +21067,7 @@
           <w:sz w:val="24"/>
           <w:szCs w:val="24"/>
         </w:rPr>
-        <w:t> </w:t>
+        <w:t xml:space="preserve"> </w:t>
       </w:r>
       <w:r>
         <w:rPr>
@@ -20189,7 +21322,7 @@
           <w:sz w:val="24"/>
           <w:szCs w:val="24"/>
         </w:rPr>
-        <w:t> </w:t>
+        <w:t xml:space="preserve"> </w:t>
       </w:r>
       <w:r>
         <w:rPr>
@@ -21162,43 +22295,19 @@
       </w:pPr>
       <w:r>
         <w:rPr>
-          <w:rFonts w:ascii="Times New Roman" w:hAnsi="Times New Roman" w:cs="Times New Roman"/>
-          <w:i/>
-          <w:color w:val="FF0000"/>
-          <w:sz w:val="24"/>
-          <w:szCs w:val="24"/>
-          <w:lang w:val="ru-MD"/>
+          <w:rFonts w:ascii="Times New Roman" w:hAnsi="Times New Roman"/>
+          <w:i/>
+          <w:color w:val="FF4400"/>
+          <w:sz w:val="24"/>
         </w:rPr>
         <w:t>Священик:</w:t>
       </w:r>
       <w:r>
         <w:rPr>
-          <w:rFonts w:ascii="Times New Roman" w:hAnsi="Times New Roman" w:cs="Times New Roman"/>
-          <w:i/>
-          <w:color w:val="FF0000"/>
-          <w:sz w:val="24"/>
-          <w:szCs w:val="24"/>
-        </w:rPr>
-        <w:t> </w:t>
-      </w:r>
-      <w:r>
-        <w:rPr>
-          <w:rFonts w:ascii="Times New Roman" w:hAnsi="Times New Roman" w:cs="Times New Roman"/>
-          <w:color w:val="000000"/>
-          <w:sz w:val="24"/>
-          <w:szCs w:val="24"/>
-          <w:lang w:val="ru-MD"/>
-        </w:rPr>
-        <w:t>Бо Тебе хвалять усі сили небесні і Тобі славу возсилаємо: Отцю, і Сину, і Святому Духові</w:t>
-      </w:r>
-      <w:r>
-        <w:rPr>
-          <w:rFonts w:ascii="Times New Roman" w:hAnsi="Times New Roman" w:cs="Times New Roman"/>
-          <w:sz w:val="24"/>
-          <w:szCs w:val="24"/>
-          <w:lang w:val="ru-MD"/>
-        </w:rPr>
-        <w:t>, нині і повсякчас, і на віки віків.</w:t>
+          <w:rFonts w:ascii="Times New Roman" w:hAnsi="Times New Roman"/>
+          <w:sz w:val="24"/>
+        </w:rPr>
+        <w:t xml:space="preserve"> Бо Тебе хвалять усі сили небесні і Тобі славу возсилаємо: Отцю, і Сину, і Святому Духові, нині і повсякчас, і на віки віків.</w:t>
       </w:r>
     </w:p>
     <w:p>
@@ -22767,7 +23876,7 @@
           <w:sz w:val="24"/>
           <w:szCs w:val="24"/>
         </w:rPr>
-        <w:t> </w:t>
+        <w:t xml:space="preserve"> </w:t>
       </w:r>
       <w:r>
         <w:rPr>
@@ -22846,7 +23955,7 @@
           <w:sz w:val="24"/>
           <w:szCs w:val="24"/>
         </w:rPr>
-        <w:t> </w:t>
+        <w:t xml:space="preserve"> </w:t>
       </w:r>
       <w:r>
         <w:rPr>
@@ -22984,22 +24093,17 @@
       </w:pPr>
       <w:r>
         <w:rPr>
-          <w:rFonts w:ascii="Times New Roman" w:hAnsi="Times New Roman" w:cs="Times New Roman"/>
-          <w:i/>
-          <w:color w:val="FF0000"/>
-          <w:sz w:val="24"/>
-          <w:szCs w:val="24"/>
-          <w:lang w:val="ru-MD"/>
+          <w:rFonts w:ascii="Times New Roman" w:hAnsi="Times New Roman"/>
+          <w:i/>
+          <w:color w:val="FF4400"/>
+          <w:sz w:val="24"/>
         </w:rPr>
         <w:t>Священик:</w:t>
       </w:r>
       <w:r>
         <w:rPr>
-          <w:rFonts w:ascii="Times New Roman" w:hAnsi="Times New Roman" w:cs="Times New Roman"/>
-          <w:color w:val="000000"/>
-          <w:sz w:val="24"/>
-          <w:szCs w:val="24"/>
-          <w:lang w:val="ru-MD"/>
+          <w:rFonts w:ascii="Times New Roman" w:hAnsi="Times New Roman"/>
+          <w:sz w:val="24"/>
         </w:rPr>
         <w:t xml:space="preserve"> Слава Тобі, що Світло нам показав! </w:t>
       </w:r>
@@ -23469,7 +24573,7 @@
           <w:sz w:val="24"/>
           <w:szCs w:val="24"/>
         </w:rPr>
-        <w:t> </w:t>
+        <w:t xml:space="preserve"> </w:t>
       </w:r>
       <w:r>
         <w:rPr>
@@ -24549,17 +25653,45 @@
       </w:pPr>
       <w:r>
         <w:rPr>
-          <w:rFonts w:ascii="Times New Roman" w:hAnsi="Times New Roman" w:cs="Times New Roman"/>
-          <w:i/>
-          <w:color w:val="FF0000"/>
-          <w:sz w:val="24"/>
-          <w:szCs w:val="24"/>
-          <w:lang w:val="ru-MD"/>
+          <w:rFonts w:ascii="Times New Roman" w:hAnsi="Times New Roman"/>
+          <w:i/>
+          <w:color w:val="FF4400"/>
+          <w:sz w:val="24"/>
         </w:rPr>
         <w:t>Священик:</w:t>
       </w:r>
       <w:r>
         <w:rPr>
+          <w:rFonts w:ascii="Times New Roman" w:hAnsi="Times New Roman"/>
+          <w:sz w:val="24"/>
+        </w:rPr>
+        <w:t xml:space="preserve"> Бо Ти – Бог милости, ласк і людинолюбности, і Тобі славу віддаємо, Отцю, і Сину, і Святому Духові, нині, і повсякчас, і на віки віків.</w:t>
+      </w:r>
+    </w:p>
+    <w:p>
+      <w:pPr>
+        <w:spacing w:after="120"/>
+        <w:jc w:val="both"/>
+        <w:rPr>
+          <w:rFonts w:ascii="Times New Roman" w:hAnsi="Times New Roman" w:cs="Times New Roman"/>
+          <w:sz w:val="24"/>
+          <w:szCs w:val="24"/>
+          <w:lang w:val="ru-MD"/>
+        </w:rPr>
+      </w:pPr>
+      <w:r>
+        <w:rPr>
+          <w:rFonts w:ascii="Times New Roman" w:hAnsi="Times New Roman" w:cs="Times New Roman"/>
+          <w:i/>
+          <w:color w:val="FF0000"/>
+          <w:sz w:val="24"/>
+          <w:szCs w:val="24"/>
+          <w:lang w:val="ru-MD"/>
+        </w:rPr>
+        <w:t>Вірні:</w:t>
+      </w:r>
+      <w:r>
+        <w:rPr>
           <w:rFonts w:ascii="Times New Roman" w:hAnsi="Times New Roman" w:cs="Times New Roman"/>
           <w:color w:val="FF0000"/>
           <w:sz w:val="24"/>
@@ -24571,68 +25703,6 @@
       <w:r>
         <w:rPr>
           <w:rFonts w:ascii="Times New Roman" w:hAnsi="Times New Roman" w:cs="Times New Roman"/>
-          <w:color w:val="000000"/>
-          <w:sz w:val="24"/>
-          <w:szCs w:val="24"/>
-          <w:lang w:val="ru-MD"/>
-        </w:rPr>
-        <w:t>Бо Ти</w:t>
-      </w:r>
-      <w:r>
-        <w:rPr>
-          <w:rFonts w:ascii="Times New Roman" w:hAnsi="Times New Roman" w:cs="Times New Roman"/>
-          <w:color w:val="000000"/>
-          <w:sz w:val="24"/>
-          <w:szCs w:val="24"/>
-        </w:rPr>
-        <w:t> </w:t>
-      </w:r>
-      <w:r>
-        <w:rPr>
-          <w:rFonts w:ascii="Times New Roman" w:hAnsi="Times New Roman" w:cs="Times New Roman"/>
-          <w:color w:val="000000"/>
-          <w:sz w:val="24"/>
-          <w:szCs w:val="24"/>
-          <w:lang w:val="ru-MD"/>
-        </w:rPr>
-        <w:t>– Бог милости, ласк і людинолюбности, і Тобі славу віддаємо, Отцю, і Сину, і Святому Духові, нині, і повсякчас, і на віки віків.</w:t>
-      </w:r>
-    </w:p>
-    <w:p>
-      <w:pPr>
-        <w:spacing w:after="120"/>
-        <w:jc w:val="both"/>
-        <w:rPr>
-          <w:rFonts w:ascii="Times New Roman" w:hAnsi="Times New Roman" w:cs="Times New Roman"/>
-          <w:sz w:val="24"/>
-          <w:szCs w:val="24"/>
-          <w:lang w:val="ru-MD"/>
-        </w:rPr>
-      </w:pPr>
-      <w:r>
-        <w:rPr>
-          <w:rFonts w:ascii="Times New Roman" w:hAnsi="Times New Roman" w:cs="Times New Roman"/>
-          <w:i/>
-          <w:color w:val="FF0000"/>
-          <w:sz w:val="24"/>
-          <w:szCs w:val="24"/>
-          <w:lang w:val="ru-MD"/>
-        </w:rPr>
-        <w:t>Вірні:</w:t>
-      </w:r>
-      <w:r>
-        <w:rPr>
-          <w:rFonts w:ascii="Times New Roman" w:hAnsi="Times New Roman" w:cs="Times New Roman"/>
-          <w:color w:val="FF0000"/>
-          <w:sz w:val="24"/>
-          <w:szCs w:val="24"/>
-          <w:lang w:val="ru-MD"/>
-        </w:rPr>
-        <w:t xml:space="preserve"> </w:t>
-      </w:r>
-      <w:r>
-        <w:rPr>
-          <w:rFonts w:ascii="Times New Roman" w:hAnsi="Times New Roman" w:cs="Times New Roman"/>
           <w:sz w:val="24"/>
           <w:szCs w:val="24"/>
           <w:lang w:val="ru-MD"/>
@@ -24653,21 +25723,17 @@
       </w:pPr>
       <w:r>
         <w:rPr>
-          <w:rFonts w:ascii="Times New Roman" w:hAnsi="Times New Roman" w:cs="Times New Roman"/>
-          <w:i/>
-          <w:color w:val="FF0000"/>
-          <w:sz w:val="24"/>
-          <w:szCs w:val="24"/>
-          <w:lang w:val="ru-MD"/>
+          <w:rFonts w:ascii="Times New Roman" w:hAnsi="Times New Roman"/>
+          <w:i/>
+          <w:color w:val="FF4400"/>
+          <w:sz w:val="24"/>
         </w:rPr>
         <w:t>Священик:</w:t>
       </w:r>
       <w:r>
         <w:rPr>
-          <w:rFonts w:ascii="Times New Roman" w:hAnsi="Times New Roman" w:cs="Times New Roman"/>
-          <w:sz w:val="24"/>
-          <w:szCs w:val="24"/>
-          <w:lang w:val="ru-MD"/>
+          <w:rFonts w:ascii="Times New Roman" w:hAnsi="Times New Roman"/>
+          <w:sz w:val="24"/>
         </w:rPr>
         <w:t xml:space="preserve"> Мир всім.</w:t>
       </w:r>
@@ -25005,17 +26071,45 @@
       </w:pPr>
       <w:r>
         <w:rPr>
-          <w:rFonts w:ascii="Times New Roman" w:hAnsi="Times New Roman" w:cs="Times New Roman"/>
-          <w:i/>
-          <w:color w:val="FF0000"/>
-          <w:sz w:val="24"/>
-          <w:szCs w:val="24"/>
-          <w:lang w:val="ru-MD"/>
+          <w:rFonts w:ascii="Times New Roman" w:hAnsi="Times New Roman"/>
+          <w:i/>
+          <w:color w:val="FF4400"/>
+          <w:sz w:val="24"/>
         </w:rPr>
         <w:t>Священик:</w:t>
       </w:r>
       <w:r>
         <w:rPr>
+          <w:rFonts w:ascii="Times New Roman" w:hAnsi="Times New Roman"/>
+          <w:sz w:val="24"/>
+        </w:rPr>
+        <w:t xml:space="preserve"> Благословенний Христос, Бог наш, завжди, нині і повсякчас, і на віки віків.</w:t>
+      </w:r>
+    </w:p>
+    <w:p>
+      <w:pPr>
+        <w:spacing w:after="120"/>
+        <w:jc w:val="both"/>
+        <w:rPr>
+          <w:rFonts w:ascii="Times New Roman" w:hAnsi="Times New Roman" w:cs="Times New Roman"/>
+          <w:sz w:val="24"/>
+          <w:szCs w:val="24"/>
+          <w:lang w:val="ru-MD"/>
+        </w:rPr>
+      </w:pPr>
+      <w:r>
+        <w:rPr>
+          <w:rFonts w:ascii="Times New Roman" w:hAnsi="Times New Roman" w:cs="Times New Roman"/>
+          <w:i/>
+          <w:color w:val="FF0000"/>
+          <w:sz w:val="24"/>
+          <w:szCs w:val="24"/>
+          <w:lang w:val="ru-MD"/>
+        </w:rPr>
+        <w:t>Вірні:</w:t>
+      </w:r>
+      <w:r>
+        <w:rPr>
           <w:rFonts w:ascii="Times New Roman" w:hAnsi="Times New Roman" w:cs="Times New Roman"/>
           <w:color w:val="FF0000"/>
           <w:sz w:val="24"/>
@@ -25031,7 +26125,35 @@
           <w:szCs w:val="24"/>
           <w:lang w:val="ru-MD"/>
         </w:rPr>
-        <w:t>Благословенний Христос, Бог наш, завжди, нині і повсякчас, і на віки віків.</w:t>
+        <w:t>Амінь. Утверди, Боже, святу православну віру на віки віків.</w:t>
+      </w:r>
+    </w:p>
+    <w:p>
+      <w:pPr>
+        <w:spacing w:after="120"/>
+        <w:jc w:val="both"/>
+        <w:rPr>
+          <w:rFonts w:ascii="Times New Roman" w:hAnsi="Times New Roman" w:cs="Times New Roman"/>
+          <w:sz w:val="24"/>
+          <w:szCs w:val="24"/>
+          <w:lang w:val="ru-MD"/>
+        </w:rPr>
+      </w:pPr>
+      <w:r>
+        <w:rPr>
+          <w:rFonts w:ascii="Times New Roman" w:hAnsi="Times New Roman"/>
+          <w:i/>
+          <w:color w:val="FF4400"/>
+          <w:sz w:val="24"/>
+        </w:rPr>
+        <w:t>Священик:</w:t>
+      </w:r>
+      <w:r>
+        <w:rPr>
+          <w:rFonts w:ascii="Times New Roman" w:hAnsi="Times New Roman"/>
+          <w:sz w:val="24"/>
+        </w:rPr>
+        <w:t xml:space="preserve"> Пресвята Богородице, спаси нас.</w:t>
       </w:r>
     </w:p>
     <w:p>
@@ -25059,6 +26181,66 @@
       <w:r>
         <w:rPr>
           <w:rFonts w:ascii="Times New Roman" w:hAnsi="Times New Roman" w:cs="Times New Roman"/>
+          <w:sz w:val="24"/>
+          <w:szCs w:val="24"/>
+          <w:lang w:val="ru-MD"/>
+        </w:rPr>
+        <w:t xml:space="preserve"> Чеснішу від херувимів* і незрівнянно славнішу від серафимів,* що без зотління Бога Слово породила,* сущу Богородицю, тебе величаємо.</w:t>
+      </w:r>
+    </w:p>
+    <w:p>
+      <w:pPr>
+        <w:spacing w:after="120"/>
+        <w:jc w:val="both"/>
+        <w:rPr>
+          <w:rFonts w:ascii="Times New Roman" w:hAnsi="Times New Roman" w:cs="Times New Roman"/>
+          <w:sz w:val="24"/>
+          <w:szCs w:val="24"/>
+          <w:lang w:val="ru-MD"/>
+        </w:rPr>
+      </w:pPr>
+      <w:r>
+        <w:rPr>
+          <w:rFonts w:ascii="Times New Roman" w:hAnsi="Times New Roman"/>
+          <w:i/>
+          <w:color w:val="FF4400"/>
+          <w:sz w:val="24"/>
+        </w:rPr>
+        <w:t>Священик:</w:t>
+      </w:r>
+      <w:r>
+        <w:rPr>
+          <w:rFonts w:ascii="Times New Roman" w:hAnsi="Times New Roman"/>
+          <w:sz w:val="24"/>
+        </w:rPr>
+        <w:t xml:space="preserve"> Слава тобі, Христе Боже, надіє наша, слава тобі!</w:t>
+      </w:r>
+    </w:p>
+    <w:p>
+      <w:pPr>
+        <w:spacing w:after="120"/>
+        <w:jc w:val="both"/>
+        <w:rPr>
+          <w:rFonts w:ascii="Times New Roman" w:hAnsi="Times New Roman" w:cs="Times New Roman"/>
+          <w:sz w:val="24"/>
+          <w:szCs w:val="24"/>
+          <w:lang w:val="ru-MD"/>
+        </w:rPr>
+      </w:pPr>
+      <w:r>
+        <w:rPr>
+          <w:rFonts w:ascii="Times New Roman" w:hAnsi="Times New Roman" w:cs="Times New Roman"/>
+          <w:i/>
+          <w:color w:val="FF0000"/>
+          <w:sz w:val="24"/>
+          <w:szCs w:val="24"/>
+          <w:lang w:val="ru-MD"/>
+        </w:rPr>
+        <w:t>Вірні:</w:t>
+      </w:r>
+      <w:r>
+        <w:rPr>
+          <w:rFonts w:ascii="Times New Roman" w:hAnsi="Times New Roman" w:cs="Times New Roman"/>
           <w:color w:val="FF0000"/>
           <w:sz w:val="24"/>
           <w:szCs w:val="24"/>
@@ -25073,286 +26255,92 @@
           <w:szCs w:val="24"/>
           <w:lang w:val="ru-MD"/>
         </w:rPr>
-        <w:t>Амінь. Утверди, Боже, святу православну віру на віки віків.</w:t>
-      </w:r>
-    </w:p>
-    <w:p>
-      <w:pPr>
-        <w:spacing w:after="120"/>
-        <w:jc w:val="both"/>
-        <w:rPr>
-          <w:rFonts w:ascii="Times New Roman" w:hAnsi="Times New Roman" w:cs="Times New Roman"/>
-          <w:sz w:val="24"/>
-          <w:szCs w:val="24"/>
-          <w:lang w:val="ru-MD"/>
-        </w:rPr>
-      </w:pPr>
-      <w:r>
-        <w:rPr>
-          <w:rFonts w:ascii="Times New Roman" w:hAnsi="Times New Roman" w:cs="Times New Roman"/>
-          <w:i/>
-          <w:color w:val="FF0000"/>
-          <w:sz w:val="24"/>
-          <w:szCs w:val="24"/>
-          <w:lang w:val="ru-MD"/>
+        <w:t xml:space="preserve">Слава Отцю і Сину, і Святому Духові, і нині і повсякчас, і на віки віків. Амінь. Господи, помилуй </w:t>
+      </w:r>
+      <w:r>
+        <w:rPr>
+          <w:rFonts w:ascii="Times New Roman" w:hAnsi="Times New Roman" w:cs="Times New Roman"/>
+          <w:i/>
+          <w:color w:val="FF0000"/>
+          <w:sz w:val="24"/>
+          <w:szCs w:val="24"/>
+          <w:lang w:val="ru-MD"/>
+        </w:rPr>
+        <w:t>(3</w:t>
+      </w:r>
+      <w:r>
+        <w:rPr>
+          <w:rFonts w:ascii="Times New Roman" w:hAnsi="Times New Roman" w:cs="Times New Roman"/>
+          <w:i/>
+          <w:color w:val="FF0000"/>
+          <w:sz w:val="24"/>
+          <w:szCs w:val="24"/>
+        </w:rPr>
+        <w:t xml:space="preserve"> </w:t>
+      </w:r>
+      <w:r>
+        <w:rPr>
+          <w:rFonts w:ascii="Times New Roman" w:hAnsi="Times New Roman" w:cs="Times New Roman"/>
+          <w:i/>
+          <w:color w:val="FF0000"/>
+          <w:sz w:val="24"/>
+          <w:szCs w:val="24"/>
+          <w:lang w:val="ru-MD"/>
+        </w:rPr>
+        <w:t>р.)</w:t>
+      </w:r>
+      <w:r>
+        <w:rPr>
+          <w:rFonts w:ascii="Times New Roman" w:hAnsi="Times New Roman" w:cs="Times New Roman"/>
+          <w:i/>
+          <w:sz w:val="24"/>
+          <w:szCs w:val="24"/>
+          <w:lang w:val="ru-MD"/>
+        </w:rPr>
+        <w:t>.</w:t>
+      </w:r>
+      <w:r>
+        <w:rPr>
+          <w:rFonts w:ascii="Times New Roman" w:hAnsi="Times New Roman" w:cs="Times New Roman"/>
+          <w:sz w:val="24"/>
+          <w:szCs w:val="24"/>
+          <w:lang w:val="ru-MD"/>
+        </w:rPr>
+        <w:t xml:space="preserve"> Благослови.</w:t>
+      </w:r>
+    </w:p>
+    <w:p>
+      <w:r>
+        <w:rPr>
+          <w:rFonts w:ascii="Times New Roman" w:hAnsi="Times New Roman"/>
+          <w:i/>
+          <w:color w:val="FF4400"/>
+          <w:sz w:val="24"/>
         </w:rPr>
         <w:t>Священик:</w:t>
       </w:r>
       <w:r>
         <w:rPr>
-          <w:rFonts w:ascii="Times New Roman" w:hAnsi="Times New Roman" w:cs="Times New Roman"/>
-          <w:sz w:val="24"/>
-          <w:szCs w:val="24"/>
-          <w:lang w:val="ru-MD"/>
-        </w:rPr>
-        <w:t xml:space="preserve"> Пресвята Богородице, спаси нас.</w:t>
-      </w:r>
-    </w:p>
-    <w:p>
-      <w:pPr>
-        <w:spacing w:after="120"/>
-        <w:jc w:val="both"/>
-        <w:rPr>
-          <w:rFonts w:ascii="Times New Roman" w:hAnsi="Times New Roman" w:cs="Times New Roman"/>
-          <w:sz w:val="24"/>
-          <w:szCs w:val="24"/>
-          <w:lang w:val="ru-MD"/>
-        </w:rPr>
-      </w:pPr>
-      <w:r>
-        <w:rPr>
-          <w:rFonts w:ascii="Times New Roman" w:hAnsi="Times New Roman" w:cs="Times New Roman"/>
-          <w:i/>
-          <w:color w:val="FF0000"/>
-          <w:sz w:val="24"/>
-          <w:szCs w:val="24"/>
-          <w:lang w:val="ru-MD"/>
-        </w:rPr>
-        <w:t>Вірні:</w:t>
-      </w:r>
-      <w:r>
-        <w:rPr>
-          <w:rFonts w:ascii="Times New Roman" w:hAnsi="Times New Roman" w:cs="Times New Roman"/>
-          <w:sz w:val="24"/>
-          <w:szCs w:val="24"/>
-          <w:lang w:val="ru-MD"/>
-        </w:rPr>
-        <w:t xml:space="preserve"> Чеснішу від херувимів* і незрівнянно славнішу від серафимів,* що без зотління Бога Слово породила,* сущу Богородицю, тебе величаємо.</w:t>
-      </w:r>
-    </w:p>
-    <w:p>
-      <w:pPr>
-        <w:spacing w:after="120"/>
-        <w:jc w:val="both"/>
-        <w:rPr>
-          <w:rFonts w:ascii="Times New Roman" w:hAnsi="Times New Roman" w:cs="Times New Roman"/>
-          <w:sz w:val="24"/>
-          <w:szCs w:val="24"/>
-          <w:lang w:val="ru-MD"/>
-        </w:rPr>
-      </w:pPr>
-      <w:r>
-        <w:rPr>
-          <w:rFonts w:ascii="Times New Roman" w:hAnsi="Times New Roman" w:cs="Times New Roman"/>
-          <w:i/>
-          <w:color w:val="FF0000"/>
-          <w:sz w:val="24"/>
-          <w:szCs w:val="24"/>
-          <w:lang w:val="ru-MD"/>
-        </w:rPr>
-        <w:t>Священик:</w:t>
-      </w:r>
-      <w:r>
-        <w:rPr>
-          <w:rFonts w:ascii="Times New Roman" w:hAnsi="Times New Roman" w:cs="Times New Roman"/>
-          <w:color w:val="FF0000"/>
-          <w:sz w:val="24"/>
-          <w:szCs w:val="24"/>
-          <w:lang w:val="ru-MD"/>
-        </w:rPr>
-        <w:t xml:space="preserve"> </w:t>
-      </w:r>
-      <w:r>
-        <w:rPr>
-          <w:rFonts w:ascii="Times New Roman" w:hAnsi="Times New Roman" w:cs="Times New Roman"/>
-          <w:sz w:val="24"/>
-          <w:szCs w:val="24"/>
-          <w:lang w:val="ru-MD"/>
-        </w:rPr>
-        <w:t>Слава тобі, Христе Боже, надіє наша, слава тобі!</w:t>
-      </w:r>
-    </w:p>
-    <w:p>
-      <w:pPr>
-        <w:spacing w:after="120"/>
-        <w:jc w:val="both"/>
-        <w:rPr>
-          <w:rFonts w:ascii="Times New Roman" w:hAnsi="Times New Roman" w:cs="Times New Roman"/>
-          <w:sz w:val="24"/>
-          <w:szCs w:val="24"/>
-          <w:lang w:val="ru-MD"/>
-        </w:rPr>
-      </w:pPr>
-      <w:r>
-        <w:rPr>
-          <w:rFonts w:ascii="Times New Roman" w:hAnsi="Times New Roman" w:cs="Times New Roman"/>
-          <w:i/>
-          <w:color w:val="FF0000"/>
-          <w:sz w:val="24"/>
-          <w:szCs w:val="24"/>
-          <w:lang w:val="ru-MD"/>
-        </w:rPr>
-        <w:t>Вірні:</w:t>
-      </w:r>
-      <w:r>
-        <w:rPr>
-          <w:rFonts w:ascii="Times New Roman" w:hAnsi="Times New Roman" w:cs="Times New Roman"/>
-          <w:color w:val="FF0000"/>
-          <w:sz w:val="24"/>
-          <w:szCs w:val="24"/>
-          <w:lang w:val="ru-MD"/>
-        </w:rPr>
-        <w:t xml:space="preserve"> </w:t>
-      </w:r>
-      <w:r>
-        <w:rPr>
-          <w:rFonts w:ascii="Times New Roman" w:hAnsi="Times New Roman" w:cs="Times New Roman"/>
-          <w:sz w:val="24"/>
-          <w:szCs w:val="24"/>
-          <w:lang w:val="ru-MD"/>
-        </w:rPr>
-        <w:t xml:space="preserve">Слава Отцю і Сину, і Святому Духові, і нині і повсякчас, і на віки віків. Амінь. Господи, помилуй </w:t>
-      </w:r>
-      <w:r>
-        <w:rPr>
-          <w:rFonts w:ascii="Times New Roman" w:hAnsi="Times New Roman" w:cs="Times New Roman"/>
-          <w:i/>
-          <w:color w:val="FF0000"/>
-          <w:sz w:val="24"/>
-          <w:szCs w:val="24"/>
-          <w:lang w:val="ru-MD"/>
-        </w:rPr>
-        <w:t>(3</w:t>
-      </w:r>
-      <w:r>
-        <w:rPr>
-          <w:rFonts w:ascii="Times New Roman" w:hAnsi="Times New Roman" w:cs="Times New Roman"/>
-          <w:i/>
-          <w:color w:val="FF0000"/>
-          <w:sz w:val="24"/>
-          <w:szCs w:val="24"/>
-        </w:rPr>
-        <w:t> </w:t>
-      </w:r>
-      <w:r>
-        <w:rPr>
-          <w:rFonts w:ascii="Times New Roman" w:hAnsi="Times New Roman" w:cs="Times New Roman"/>
-          <w:i/>
-          <w:color w:val="FF0000"/>
-          <w:sz w:val="24"/>
-          <w:szCs w:val="24"/>
-          <w:lang w:val="ru-MD"/>
-        </w:rPr>
-        <w:t>р.)</w:t>
-      </w:r>
-      <w:r>
-        <w:rPr>
-          <w:rFonts w:ascii="Times New Roman" w:hAnsi="Times New Roman" w:cs="Times New Roman"/>
-          <w:i/>
-          <w:sz w:val="24"/>
-          <w:szCs w:val="24"/>
-          <w:lang w:val="ru-MD"/>
-        </w:rPr>
-        <w:t>.</w:t>
-      </w:r>
-      <w:r>
-        <w:rPr>
-          <w:rFonts w:ascii="Times New Roman" w:hAnsi="Times New Roman" w:cs="Times New Roman"/>
-          <w:sz w:val="24"/>
-          <w:szCs w:val="24"/>
-          <w:lang w:val="ru-MD"/>
-        </w:rPr>
-        <w:t xml:space="preserve"> Благослови.</w:t>
-      </w:r>
-    </w:p>
-    <w:p>
-      <w:pPr>
-        <w:spacing w:after="120"/>
-        <w:jc w:val="both"/>
-        <w:rPr>
-          <w:rFonts w:ascii="Times New Roman" w:hAnsi="Times New Roman" w:cs="Times New Roman"/>
-          <w:sz w:val="24"/>
-          <w:szCs w:val="24"/>
-          <w:lang w:val="ru-MD"/>
-        </w:rPr>
-      </w:pPr>
-      <w:r>
-        <w:rPr>
-          <w:rFonts w:ascii="Times New Roman" w:hAnsi="Times New Roman" w:cs="Times New Roman"/>
-          <w:i/>
-          <w:color w:val="FF0000"/>
-          <w:sz w:val="24"/>
-          <w:szCs w:val="24"/>
-          <w:lang w:val="ru-MD"/>
-        </w:rPr>
-        <w:t>Священик:</w:t>
-      </w:r>
-      <w:r>
-        <w:rPr>
-          <w:rFonts w:ascii="Times New Roman" w:hAnsi="Times New Roman" w:cs="Times New Roman"/>
-          <w:sz w:val="24"/>
-          <w:szCs w:val="24"/>
-          <w:lang w:val="ru-MD"/>
-        </w:rPr>
-        <w:t xml:space="preserve"> Христос, що воскрес із мертвих, істинний Бог наш, молитвами пречистої своєї Матері, святих, славних і всехвальних апостолів, і святого </w:t>
-      </w:r>
-      <w:r>
-        <w:rPr>
-          <w:rFonts w:ascii="Times New Roman" w:hAnsi="Times New Roman" w:cs="Times New Roman"/>
-          <w:i/>
-          <w:color w:val="FF0000"/>
-          <w:sz w:val="24"/>
-          <w:szCs w:val="24"/>
-          <w:lang w:val="ru-MD"/>
-        </w:rPr>
-        <w:t>(ім'я, якого є храм)</w:t>
-      </w:r>
-      <w:r>
-        <w:rPr>
-          <w:rFonts w:ascii="Times New Roman" w:hAnsi="Times New Roman" w:cs="Times New Roman"/>
-          <w:sz w:val="24"/>
-          <w:szCs w:val="24"/>
-          <w:lang w:val="ru-MD"/>
-        </w:rPr>
-        <w:t>, і свят</w:t>
-      </w:r>
-      <w:r>
-        <w:rPr>
-          <w:rFonts w:ascii="Times New Roman" w:hAnsi="Times New Roman" w:cs="Times New Roman"/>
-          <w:sz w:val="24"/>
-          <w:szCs w:val="24"/>
-          <w:lang w:val="uk-UA"/>
-        </w:rPr>
-        <w:t xml:space="preserve">их </w:t>
-      </w:r>
-      <w:r>
-        <w:rPr>
-          <w:rFonts w:ascii="Times New Roman" w:eastAsia="Book Antiqua" w:hAnsi="Times New Roman" w:cs="Times New Roman"/>
-          <w:color w:val="FF0000"/>
-          <w:sz w:val="24"/>
-          <w:szCs w:val="24"/>
-          <w:lang w:val="ru-MD"/>
-        </w:rPr>
-        <w:t>сімох отроків, що в Ефесі</w:t>
-      </w:r>
-      <w:r>
-        <w:rPr>
-          <w:rFonts w:ascii="Times New Roman" w:hAnsi="Times New Roman" w:cs="Times New Roman"/>
-          <w:sz w:val="24"/>
-          <w:szCs w:val="24"/>
-          <w:lang w:val="ru-MD"/>
-        </w:rPr>
-        <w:t>, і всіх святих, помилує і спасе нас, як благий і людинолюбний.</w:t>
+          <w:rFonts w:ascii="Times New Roman" w:hAnsi="Times New Roman"/>
+          <w:sz w:val="24"/>
+        </w:rPr>
+        <w:t xml:space="preserve"> Христос, що воскрес із мертвих, істинний Бог наш - молитвами пречистої Своєї Матері, святих славних і всехвальних апостолів, святого, </w:t>
+      </w:r>
+      <w:r>
+        <w:rPr>
+          <w:rFonts w:ascii="Times New Roman" w:hAnsi="Times New Roman"/>
+          <w:i/>
+          <w:color w:val="FF4400"/>
+          <w:sz w:val="24"/>
+        </w:rPr>
+        <w:t>якого є храм</w:t>
+      </w:r>
+      <w:r>
+        <w:rPr>
+          <w:rFonts w:ascii="Times New Roman" w:hAnsi="Times New Roman"/>
+          <w:sz w:val="24"/>
+        </w:rPr>
+        <w:t>, святих сімох отроків, що в Ефесі, святої преподобномучениці Євдокії і всіх святих - помилує і спасе нас як благий і людинолюбний.</w:t>
       </w:r>
     </w:p>
     <w:p>
